--- a/projects/valuepickr-open-screen/docs/Deepak Fertilisers and Petrochemicals.docx
+++ b/projects/valuepickr-open-screen/docs/Deepak Fertilisers and Petrochemicals.docx
@@ -32,7 +32,7 @@
           <w:sz w:val="22"/>
           <w:szCs w:val="22"/>
         </w:rPr>
-        <w:t xml:space="preserve">Commodity-to-specialty transition (mining chemicals/explosives, LNG-backed ammonia) with real debt and execution-delay baggage</w:t>
+        <w:t xml:space="preserve">Commodity-to-specialty chemicals + fertiliser group at a genuine inflection: record Q1 FY27 (EBITDA +65%, PAT +101%), two large projects commissioning Q2 FY27, first Equinor LNG supplies flowing, and a board-approved TAN/mining-chemicals demerger - offset by Rs 4.7k Cr net debt and cyclicality</w:t>
       </w:r>
     </w:p>
     <w:p>
@@ -49,7 +49,7 @@
         <w:spacing w:after="120"/>
       </w:pPr>
       <w:r>
-        <w:t xml:space="preserve">Deepak Fertilisers operates fertilizers, bulk chemicals (ammonia, nitric acid, IPA), mining/crop nutrition chemicals, and a growing specialty/explosives (Blasting Solutions, Croptek) business. Signed a 15-year LNG supply deal with Equinor (0.65 MTPA) to reduce ammonia feedstock costs and reduce Middle East dependency.</w:t>
+        <w:t xml:space="preserve">Deepak Fertilisers operates fertilizers, bulk chemicals (ammonia, nitric acid, IPA), mining/crop nutrition chemicals, and a growing specialty/explosives (Blasting Solutions, Croptek) business. A 15-year LNG supply deal with Equinor (0.65 MTPA) began deliveries in Q1 FY27 to lower ammonia feedstock cost. A Composite Scheme of Arrangement (board-approved 2026) will demerge the TAN / Mining Chemicals business out of Smartchem Technologies into Deepak Mining Services Pvt Ltd, and amalgamate Mahadhan Farm Technologies into Smartchem.</w:t>
       </w:r>
     </w:p>
     <w:p>
@@ -99,7 +99,7 @@
           </w:tcPr>
           <w:p>
             <w:r>
-              <w:t xml:space="preserve">Rs 18,460 Cr</w:t>
+              <w:t xml:space="preserve">Rs 18,132 Cr (price ~Rs 1,436; 52-wk range Rs 866 - 1,681)</w:t>
             </w:r>
           </w:p>
         </w:tc>
@@ -116,7 +116,7 @@
                 <w:b/>
                 <w:bCs/>
               </w:rPr>
-              <w:t xml:space="preserve">ROCE (10yr)</w:t>
+              <w:t xml:space="preserve">ROCE / ROE (3yr)</w:t>
             </w:r>
           </w:p>
         </w:tc>
@@ -126,7 +126,7 @@
           </w:tcPr>
           <w:p>
             <w:r>
-              <w:t xml:space="preserve">10.7%</w:t>
+              <w:t xml:space="preserve">ROCE 11.4%, ROE ~11%</w:t>
             </w:r>
           </w:p>
         </w:tc>
@@ -143,7 +143,7 @@
                 <w:b/>
                 <w:bCs/>
               </w:rPr>
-              <w:t xml:space="preserve">ROE (3yr)</w:t>
+              <w:t xml:space="preserve">Revenue / PAT</w:t>
             </w:r>
           </w:p>
         </w:tc>
@@ -153,7 +153,7 @@
           </w:tcPr>
           <w:p>
             <w:r>
-              <w:t xml:space="preserve">11.4% (called 'low' by one source)</w:t>
+              <w:t xml:space="preserve">FY26 Rs 11,506 Cr (+12% YoY), PAT Rs 739 Cr (-22% YoY vs FY25 Rs 945 Cr); Q1 FY27 revenue Rs 3,256 Cr (+22% YoY)</w:t>
             </w:r>
           </w:p>
         </w:tc>
@@ -170,7 +170,7 @@
                 <w:b/>
                 <w:bCs/>
               </w:rPr>
-              <w:t xml:space="preserve">Revenue growth</w:t>
+              <w:t xml:space="preserve">Q1 FY27 profitability</w:t>
             </w:r>
           </w:p>
         </w:tc>
@@ -180,7 +180,7 @@
           </w:tcPr>
           <w:p>
             <w:r>
-              <w:t xml:space="preserve">22% YoY (Q1FY27)</w:t>
+              <w:t xml:space="preserve">EBITDA Rs 845 Cr (+65% YoY, record, ~26% margin); PAT Rs 490 Cr (+101% YoY)</w:t>
             </w:r>
           </w:p>
         </w:tc>
@@ -207,7 +207,7 @@
           </w:tcPr>
           <w:p>
             <w:r>
-              <w:t xml:space="preserve">1.4x, improving; peak debt guided ~Rs 4,500 Cr; ~Rs 400 Cr annual interest (~half of profit)</w:t>
+              <w:t xml:space="preserve">Rs 4,719 Cr (Jun 2026); net debt/EBITDA 1.4x (from 2.86x); borrowings rose to Rs 5,670 Cr Mar 2026 (debt-funded capex); interest ~Rs 350-410 Cr/yr</w:t>
             </w:r>
           </w:p>
         </w:tc>
@@ -224,7 +224,7 @@
                 <w:b/>
                 <w:bCs/>
               </w:rPr>
-              <w:t xml:space="preserve">52-week range</w:t>
+              <w:t xml:space="preserve">Cash flow</w:t>
             </w:r>
           </w:p>
         </w:tc>
@@ -234,7 +234,34 @@
           </w:tcPr>
           <w:p>
             <w:r>
-              <w:t xml:space="preserve">Rs 866.40 - 1,681.00</w:t>
+              <w:t xml:space="preserve">FY26 CFO only Rs 206 Cr, FCF -Rs 1,363 Cr (peak capex year); FY25 CFO Rs 1,880 Cr</w:t>
+            </w:r>
+          </w:p>
+        </w:tc>
+      </w:tr>
+      <w:tr>
+        <w:tc>
+          <w:tcPr>
+            <w:tcW w:type="dxa" w:w="3200"/>
+            <w:shd w:fill="F2F2F2" w:val="clear"/>
+          </w:tcPr>
+          <w:p>
+            <w:r>
+              <w:rPr>
+                <w:b/>
+                <w:bCs/>
+              </w:rPr>
+              <w:t xml:space="preserve">Valuation</w:t>
+            </w:r>
+          </w:p>
+        </w:tc>
+        <w:tc>
+          <w:tcPr>
+            <w:tcW w:type="dxa" w:w="5800"/>
+          </w:tcPr>
+          <w:p>
+            <w:r>
+              <w:t xml:space="preserve">~18x trailing P/E (~9x on Q1 FY27 run-rate), P/B 2.65x, ~13-14x trailing EV/EBITDA</w:t>
             </w:r>
           </w:p>
         </w:tc>
@@ -250,7 +277,7 @@
         <w:spacing w:after="120"/>
       </w:pPr>
       <w:r>
-        <w:t xml:space="preserve">Large-cap with only modest ROCE/ROE (~11%) by this screen's usual bar, but with a specific, dated catalyst: a 15-year Equinor LNG supply deal aimed at lowering ammonia feedstock costs, and a genuine commodity-to-specialty revenue mix shift (specialty products now 28% of segment revenue vs 22% a year prior). Debt remains a real constraint — interest expense alone is roughly half of annual profit.</w:t>
+        <w:t xml:space="preserve">A large-cap with only ~11% 3-year ROCE/ROE and real leverage (Rs 4.7k Cr net debt, ~Rs 350-410 Cr annual interest), but the deep dive shows a genuine near-term inflection. FY26 was actually a down year (PAT Rs 739 Cr vs FY25 Rs 945 Cr) dragged by a weak H2, but Q1 FY27 was a record: revenue +22% YoY, EBITDA +65% to Rs 845 Cr (~26% margin vs ~12-14% in H2 FY26), PAT +101% to Rs 490 Cr - driven by stronger ammonia / mining-chemical realizations, first supplies under the 15-year Equinor LNG deal, and a richer specialty mix (Specialty + Croptek now 43% of Crop Nutrition revenue). Two large projects - Gopalpur TAN (376 KTPA, Rs 2,675 Cr, 96% complete) and Hazira/Dahej nitric acid (93% complete) - commission in Q2 FY27 with profit contribution from Q3 FY27 and ~80% TAN utilisation targeted by Q4 FY27. Net debt/EBITDA fell to 1.4x, though mostly on the EBITDA surge rather than debt paydown (borrowings actually rose). Management flagged a possible monsoon-driven Q2 softening in mining/infra demand.</w:t>
       </w:r>
     </w:p>
     <w:p>
@@ -259,62 +286,7 @@
         <w:spacing w:after="120" w:before="280"/>
       </w:pPr>
       <w:r>
-        <w:t xml:space="preserve">Technical Read (Weekly / Monthly MACD + Bollinger Bands, or RSI/CCI/Williams %R proxy)</w:t>
-      </w:r>
-    </w:p>
-    <w:p>
-      <w:pPr>
-        <w:spacing w:after="120"/>
-      </w:pPr>
-      <w:r>
-        <w:t xml:space="preserve">Not independently pulled this pass.</w:t>
-      </w:r>
-    </w:p>
-    <w:p>
-      <w:pPr>
-        <w:pStyle w:val="Heading1"/>
-        <w:spacing w:after="120" w:before="280"/>
-      </w:pPr>
-      <w:r>
-        <w:t xml:space="preserve">ValuePickr Community Signal</w:t>
-      </w:r>
-    </w:p>
-    <w:p>
-      <w:pPr>
-        <w:spacing w:after="120"/>
-      </w:pPr>
-      <w:r>
-        <w:t xml:space="preserve">Read most recent 50 of 399 posts (single batch, no escalation needed given the depth of the batch — May 2025 to Aug 2026). Sentiment: a detailed, high-conviction bull thesis (commodity-to-specialty re-rating) built by one standout poster, tempered by repeated capex delays and a weak Q4 FY26 print, with cautious optimism returning in the Q1 FY27 update.</w:t>
-      </w:r>
-    </w:p>
-    <w:p>
-      <w:pPr>
-        <w:spacing w:after="120"/>
-      </w:pPr>
-      <w:r>
-        <w:rPr>
-          <w:b/>
-          <w:bCs/>
-          <w:sz w:val="20"/>
-          <w:szCs w:val="20"/>
-        </w:rPr>
-        <w:t xml:space="preserve">High-conviction call from a top contributor: </w:t>
-      </w:r>
-      <w:r>
-        <w:rPr>
-          <w:sz w:val="20"/>
-          <w:szCs w:val="20"/>
-        </w:rPr>
-        <w:t xml:space="preserve">No trusted-roster users posted, but r8b8 stood out sharply (125 loves across 10 posts — likely to cross the auto-promotion threshold on the next run) with a detailed sum-of-parts thesis comparing Deepak's emerging Blasting Solutions/explosives segment to Solar Industries (valued at 56x EBITDA, though largely on its defence exposure). r8b8's reverse-engineered model projects ~13% revenue CAGR and ~21% EBITDA CAGR FY26-29. Bear-leaning posts: Nirav_Mamniya (May 2026) flagged 'poor Q4 results, further delayed commissioning... debt levels have risen' despite rising ammonia prices; VALUE2017 repeatedly cautioned that capex delays push benefit realization out to FY28; Mehul1 (Jan 2026) directly questioned the ~Rs 400 Cr annual interest burden against profit. Q1 FY27 (Mehul1, Aug 2026) reported margin improvement 'as per plan,' partly credited to the Equinor LNG deal.</w:t>
-      </w:r>
-    </w:p>
-    <w:p>
-      <w:pPr>
-        <w:pStyle w:val="Heading1"/>
-        <w:spacing w:after="120" w:before="280"/>
-      </w:pPr>
-      <w:r>
-        <w:t xml:space="preserve">Trusted-User Signals (Ongoing)</w:t>
+        <w:t xml:space="preserve">Deep-Dive: Primary Documents (Annual Reports, Quarterly Results, Exchange Filings)</w:t>
       </w:r>
     </w:p>
     <w:p>
@@ -329,12 +301,12 @@
           <w:sz w:val="18"/>
           <w:szCs w:val="18"/>
         </w:rPr>
-        <w:t xml:space="preserve">Every time a trusted user expresses clear conviction on this stock, most recent first — this section accumulates over time, it isn't a one-time snapshot.</w:t>
-      </w:r>
-    </w:p>
-    <w:p>
-      <w:pPr>
-        <w:spacing w:after="100"/>
+        <w:t xml:space="preserve">Pass 1 — 2026-08-30. Built from the company's own filings (3 years of annual reports, ~4 quarters of results/concalls, and 6 months of BSE/NSE announcements), read via the web — a deeper layer than the forum-sentiment read below.</w:t>
+      </w:r>
+    </w:p>
+    <w:p>
+      <w:pPr>
+        <w:spacing w:after="120"/>
       </w:pPr>
       <w:r>
         <w:rPr>
@@ -343,8 +315,451 @@
           <w:sz w:val="20"/>
           <w:szCs w:val="20"/>
         </w:rPr>
-        <w:t xml:space="preserve">2026-08-22 — joinjp2003</w:t>
-      </w:r>
+        <w:t xml:space="preserve">Sources reviewed this pass:</w:t>
+      </w:r>
+    </w:p>
+    <w:p>
+      <w:pPr>
+        <w:pStyle w:val="ListParagraph"/>
+        <w:numPr>
+          <w:ilvl w:val="0"/>
+          <w:numId w:val="1"/>
+        </w:numPr>
+        <w:spacing w:after="60"/>
+      </w:pPr>
+      <w:r>
+        <w:t xml:space="preserve">FY26 audited results + FY23-FY25 comparatives via screener.in (revenue, PAT, borrowings, interest, cash flow, returns)</w:t>
+      </w:r>
+    </w:p>
+    <w:p>
+      <w:pPr>
+        <w:pStyle w:val="ListParagraph"/>
+        <w:numPr>
+          <w:ilvl w:val="0"/>
+          <w:numId w:val="1"/>
+        </w:numPr>
+        <w:spacing w:after="60"/>
+      </w:pPr>
+      <w:r>
+        <w:t xml:space="preserve">Q1 FY27 results + concall/investor slides (Jul-Aug 2026): record EBITDA, project completion %, Equinor LNG, specialty mix, Q2 caution</w:t>
+      </w:r>
+    </w:p>
+    <w:p>
+      <w:pPr>
+        <w:pStyle w:val="ListParagraph"/>
+        <w:numPr>
+          <w:ilvl w:val="0"/>
+          <w:numId w:val="1"/>
+        </w:numPr>
+        <w:spacing w:after="60"/>
+      </w:pPr>
+      <w:r>
+        <w:t xml:space="preserve">BSE/NSE filings 2026: Composite Scheme of Arrangement (TAN demerger + Mahadhan amalgamation); prior Chardham Chemicals acquisition</w:t>
+      </w:r>
+    </w:p>
+    <w:p>
+      <w:pPr>
+        <w:spacing w:after="120"/>
+      </w:pPr>
+      <w:r>
+        <w:rPr>
+          <w:b/>
+          <w:bCs/>
+          <w:sz w:val="20"/>
+          <w:szCs w:val="20"/>
+        </w:rPr>
+        <w:t xml:space="preserve">Annual-report findings (3-year view):</w:t>
+      </w:r>
+    </w:p>
+    <w:p>
+      <w:pPr>
+        <w:pStyle w:val="ListParagraph"/>
+        <w:numPr>
+          <w:ilvl w:val="0"/>
+          <w:numId w:val="1"/>
+        </w:numPr>
+        <w:spacing w:after="60"/>
+      </w:pPr>
+      <w:r>
+        <w:t xml:space="preserve">FY26 revenue Rs 11,506 Cr (+12% YoY) but PAT Rs 739 Cr - DOWN 22% from FY25's Rs 945 Cr, dragged by a weak H2 (Q3/Q4 FY26 PAT only Rs 141 Cr / Rs 139 Cr)</w:t>
+      </w:r>
+    </w:p>
+    <w:p>
+      <w:pPr>
+        <w:pStyle w:val="ListParagraph"/>
+        <w:numPr>
+          <w:ilvl w:val="0"/>
+          <w:numId w:val="1"/>
+        </w:numPr>
+        <w:spacing w:after="60"/>
+      </w:pPr>
+      <w:r>
+        <w:t xml:space="preserve">Borrowings rose to Rs 5,670 Cr (Mar 2026) from Rs 4,152 Cr (Mar 2025) - capex was debt-funded; interest expense ~Rs 350-410 Cr/yr</w:t>
+      </w:r>
+    </w:p>
+    <w:p>
+      <w:pPr>
+        <w:pStyle w:val="ListParagraph"/>
+        <w:numPr>
+          <w:ilvl w:val="0"/>
+          <w:numId w:val="1"/>
+        </w:numPr>
+        <w:spacing w:after="60"/>
+      </w:pPr>
+      <w:r>
+        <w:t xml:space="preserve">FY26 operating cash flow collapsed to Rs 206 Cr (FY25: Rs 1,880 Cr) and free cash flow was -Rs 1,363 Cr - the peak capex year for Gopalpur TAN + Hazira nitric acid</w:t>
+      </w:r>
+    </w:p>
+    <w:p>
+      <w:pPr>
+        <w:pStyle w:val="ListParagraph"/>
+        <w:numPr>
+          <w:ilvl w:val="0"/>
+          <w:numId w:val="1"/>
+        </w:numPr>
+        <w:spacing w:after="60"/>
+      </w:pPr>
+      <w:r>
+        <w:t xml:space="preserve">3-year ROCE 11.4% / ROE ~11% - still below this screen's usual quality bar; dividend payout ~17%</w:t>
+      </w:r>
+    </w:p>
+    <w:p>
+      <w:pPr>
+        <w:pStyle w:val="ListParagraph"/>
+        <w:numPr>
+          <w:ilvl w:val="0"/>
+          <w:numId w:val="1"/>
+        </w:numPr>
+        <w:spacing w:after="60"/>
+      </w:pPr>
+      <w:r>
+        <w:t xml:space="preserve">Promoter holding 45.63% stable, no pledge; no auditor qualification or SEBI matter found</w:t>
+      </w:r>
+    </w:p>
+    <w:p>
+      <w:pPr>
+        <w:spacing w:after="120"/>
+      </w:pPr>
+      <w:r>
+        <w:rPr>
+          <w:b/>
+          <w:bCs/>
+          <w:sz w:val="20"/>
+          <w:szCs w:val="20"/>
+        </w:rPr>
+        <w:t xml:space="preserve">Quarterly trend (last ~4 quarters + concall commentary):</w:t>
+      </w:r>
+    </w:p>
+    <w:p>
+      <w:pPr>
+        <w:pStyle w:val="ListParagraph"/>
+        <w:numPr>
+          <w:ilvl w:val="0"/>
+          <w:numId w:val="1"/>
+        </w:numPr>
+        <w:spacing w:after="60"/>
+      </w:pPr>
+      <w:r>
+        <w:t xml:space="preserve">Quarterly PAT: Q1 FY26 244 / Q2 214 / Q3 141 / Q4 139 / Q1 FY27 490 Cr - a sharp record after four soft-to-declining quarters</w:t>
+      </w:r>
+    </w:p>
+    <w:p>
+      <w:pPr>
+        <w:pStyle w:val="ListParagraph"/>
+        <w:numPr>
+          <w:ilvl w:val="0"/>
+          <w:numId w:val="1"/>
+        </w:numPr>
+        <w:spacing w:after="60"/>
+      </w:pPr>
+      <w:r>
+        <w:t xml:space="preserve">Q1 FY27: revenue Rs 3,256 Cr (+22% YoY), operating EBITDA Rs 845 Cr (+65% YoY, ~26% margin vs ~12-14% in H2 FY26), PAT Rs 490 Cr (+101% YoY)</w:t>
+      </w:r>
+    </w:p>
+    <w:p>
+      <w:pPr>
+        <w:pStyle w:val="ListParagraph"/>
+        <w:numPr>
+          <w:ilvl w:val="0"/>
+          <w:numId w:val="1"/>
+        </w:numPr>
+        <w:spacing w:after="60"/>
+      </w:pPr>
+      <w:r>
+        <w:t xml:space="preserve">Drivers: stronger ammonia / mining-chemical / industrial-chemical realizations + first supplies under the 15-year Equinor LNG contract + richer specialty mix</w:t>
+      </w:r>
+    </w:p>
+    <w:p>
+      <w:pPr>
+        <w:pStyle w:val="ListParagraph"/>
+        <w:numPr>
+          <w:ilvl w:val="0"/>
+          <w:numId w:val="1"/>
+        </w:numPr>
+        <w:spacing w:after="60"/>
+      </w:pPr>
+      <w:r>
+        <w:t xml:space="preserve">Bulk-manufacturing utilisation Q1 FY27: ANP 78%, NPK 63%; management flagged a possible monsoon-driven Q2 slowdown in mining/infra demand</w:t>
+      </w:r>
+    </w:p>
+    <w:p>
+      <w:pPr>
+        <w:spacing w:after="120"/>
+      </w:pPr>
+      <w:r>
+        <w:rPr>
+          <w:b/>
+          <w:bCs/>
+          <w:sz w:val="20"/>
+          <w:szCs w:val="20"/>
+        </w:rPr>
+        <w:t xml:space="preserve">Exchange announcements (last 6 months):</w:t>
+      </w:r>
+    </w:p>
+    <w:p>
+      <w:pPr>
+        <w:pStyle w:val="ListParagraph"/>
+        <w:numPr>
+          <w:ilvl w:val="0"/>
+          <w:numId w:val="1"/>
+        </w:numPr>
+        <w:spacing w:after="60"/>
+      </w:pPr>
+      <w:r>
+        <w:t xml:space="preserve">Gopalpur TAN project (376 KTPA, Rs 2,675 Cr) 96% complete as of Jun 2026; commissioning Q2 FY27, ~80% utilisation targeted by Q4 FY27</w:t>
+      </w:r>
+    </w:p>
+    <w:p>
+      <w:pPr>
+        <w:pStyle w:val="ListParagraph"/>
+        <w:numPr>
+          <w:ilvl w:val="0"/>
+          <w:numId w:val="1"/>
+        </w:numPr>
+        <w:spacing w:after="60"/>
+      </w:pPr>
+      <w:r>
+        <w:t xml:space="preserve">Hazira/Dahej nitric acid project 93% complete; start by end-Q2 FY27; management: major growth projects contribute to profitability from Q3 FY27</w:t>
+      </w:r>
+    </w:p>
+    <w:p>
+      <w:pPr>
+        <w:pStyle w:val="ListParagraph"/>
+        <w:numPr>
+          <w:ilvl w:val="0"/>
+          <w:numId w:val="1"/>
+        </w:numPr>
+        <w:spacing w:after="60"/>
+      </w:pPr>
+      <w:r>
+        <w:t xml:space="preserve">Board-approved Composite Scheme of Arrangement: demerge TAN / Mining Chemicals from Smartchem into Deepak Mining Services Pvt Ltd + amalgamate Mahadhan Farm Technologies into Smartchem - pending NCLT / shareholder / creditor approvals</w:t>
+      </w:r>
+    </w:p>
+    <w:p>
+      <w:pPr>
+        <w:pStyle w:val="ListParagraph"/>
+        <w:numPr>
+          <w:ilvl w:val="0"/>
+          <w:numId w:val="1"/>
+        </w:numPr>
+        <w:spacing w:after="60"/>
+      </w:pPr>
+      <w:r>
+        <w:t xml:space="preserve">Net debt Rs 4,719 Cr (Jun 2026); net debt/EBITDA improved to 1.4x from 2.86x (largely EBITDA-driven)</w:t>
+      </w:r>
+    </w:p>
+    <w:p>
+      <w:pPr>
+        <w:spacing w:after="120"/>
+      </w:pPr>
+      <w:r>
+        <w:rPr>
+          <w:b/>
+          <w:bCs/>
+          <w:sz w:val="20"/>
+          <w:szCs w:val="20"/>
+        </w:rPr>
+        <w:t xml:space="preserve">Key new facts vs. the prior write-up:</w:t>
+      </w:r>
+    </w:p>
+    <w:p>
+      <w:pPr>
+        <w:pStyle w:val="ListParagraph"/>
+        <w:numPr>
+          <w:ilvl w:val="0"/>
+          <w:numId w:val="1"/>
+        </w:numPr>
+        <w:spacing w:after="60"/>
+      </w:pPr>
+      <w:r>
+        <w:t xml:space="preserve">Q1 FY27 is a record inflection (EBITDA +65%, PAT +101%) - the Equinor LNG deal is live and contributing, not just signed</w:t>
+      </w:r>
+    </w:p>
+    <w:p>
+      <w:pPr>
+        <w:pStyle w:val="ListParagraph"/>
+        <w:numPr>
+          <w:ilvl w:val="0"/>
+          <w:numId w:val="1"/>
+        </w:numPr>
+        <w:spacing w:after="60"/>
+      </w:pPr>
+      <w:r>
+        <w:t xml:space="preserve">The TAN / Mining Chemicals demerger is now a board-approved scheme in the NCLT pipeline - a concrete value-unlock, not just a forum sum-of-parts idea</w:t>
+      </w:r>
+    </w:p>
+    <w:p>
+      <w:pPr>
+        <w:pStyle w:val="ListParagraph"/>
+        <w:numPr>
+          <w:ilvl w:val="0"/>
+          <w:numId w:val="1"/>
+        </w:numPr>
+        <w:spacing w:after="60"/>
+      </w:pPr>
+      <w:r>
+        <w:t xml:space="preserve">Both big capex projects are 93-96% complete with dated Q2 FY27 commissioning and Q3 FY27 profit contribution</w:t>
+      </w:r>
+    </w:p>
+    <w:p>
+      <w:pPr>
+        <w:pStyle w:val="ListParagraph"/>
+        <w:numPr>
+          <w:ilvl w:val="0"/>
+          <w:numId w:val="1"/>
+        </w:numPr>
+        <w:spacing w:after="60"/>
+      </w:pPr>
+      <w:r>
+        <w:t xml:space="preserve">FY26 full-year PAT actually declined 22% - the base is low, which flatters FY27 growth optics</w:t>
+      </w:r>
+    </w:p>
+    <w:p>
+      <w:pPr>
+        <w:pStyle w:val="ListParagraph"/>
+        <w:numPr>
+          <w:ilvl w:val="0"/>
+          <w:numId w:val="1"/>
+        </w:numPr>
+        <w:spacing w:after="60"/>
+      </w:pPr>
+      <w:r>
+        <w:t xml:space="preserve">Balance sheet caveat: the 1.4x net debt/EBITDA improvement is from the EBITDA surge; gross borrowings rose and FY26 FCF was deeply negative</w:t>
+      </w:r>
+    </w:p>
+    <w:p>
+      <w:pPr>
+        <w:spacing w:after="120"/>
+      </w:pPr>
+      <w:r>
+        <w:rPr>
+          <w:b/>
+          <w:bCs/>
+          <w:sz w:val="20"/>
+          <w:szCs w:val="20"/>
+        </w:rPr>
+        <w:t xml:space="preserve">Open questions / what to watch:</w:t>
+      </w:r>
+    </w:p>
+    <w:p>
+      <w:pPr>
+        <w:pStyle w:val="ListParagraph"/>
+        <w:numPr>
+          <w:ilvl w:val="0"/>
+          <w:numId w:val="1"/>
+        </w:numPr>
+        <w:spacing w:after="60"/>
+      </w:pPr>
+      <w:r>
+        <w:t xml:space="preserve">How much of the Q1 FY27 ~26% margin is a durable structural step-up (LNG + mix) vs a cyclical ammonia/TAN price spike?</w:t>
+      </w:r>
+    </w:p>
+    <w:p>
+      <w:pPr>
+        <w:pStyle w:val="ListParagraph"/>
+        <w:numPr>
+          <w:ilvl w:val="0"/>
+          <w:numId w:val="1"/>
+        </w:numPr>
+        <w:spacing w:after="60"/>
+      </w:pPr>
+      <w:r>
+        <w:t xml:space="preserve">Does the flagged monsoon-driven Q2 FY27 softness break the sequential momentum?</w:t>
+      </w:r>
+    </w:p>
+    <w:p>
+      <w:pPr>
+        <w:pStyle w:val="ListParagraph"/>
+        <w:numPr>
+          <w:ilvl w:val="0"/>
+          <w:numId w:val="1"/>
+        </w:numPr>
+        <w:spacing w:after="60"/>
+      </w:pPr>
+      <w:r>
+        <w:t xml:space="preserve">Timeline and final terms of the TAN demerger through NCLT - and how value accrues to current shareholders</w:t>
+      </w:r>
+    </w:p>
+    <w:p>
+      <w:pPr>
+        <w:pStyle w:val="ListParagraph"/>
+        <w:numPr>
+          <w:ilvl w:val="0"/>
+          <w:numId w:val="1"/>
+        </w:numPr>
+        <w:spacing w:after="60"/>
+      </w:pPr>
+      <w:r>
+        <w:t xml:space="preserve">Pace of Gopalpur TAN utilisation ramp toward the ~80% Q4 FY27 target, and TAN/explosives demand absorption</w:t>
+      </w:r>
+    </w:p>
+    <w:p>
+      <w:pPr>
+        <w:pStyle w:val="ListParagraph"/>
+        <w:numPr>
+          <w:ilvl w:val="0"/>
+          <w:numId w:val="1"/>
+        </w:numPr>
+        <w:spacing w:after="60"/>
+      </w:pPr>
+      <w:r>
+        <w:t xml:space="preserve">Trajectory of gross debt once the capex cycle ends - genuine deleveraging or just ratio improvement?</w:t>
+      </w:r>
+    </w:p>
+    <w:p>
+      <w:pPr>
+        <w:spacing w:after="120" w:before="120"/>
+      </w:pPr>
+      <w:r>
+        <w:rPr>
+          <w:b/>
+          <w:bCs/>
+          <w:sz w:val="20"/>
+          <w:szCs w:val="20"/>
+        </w:rPr>
+        <w:t xml:space="preserve">Conviction impact: </w:t>
+      </w:r>
+      <w:r>
+        <w:rPr>
+          <w:sz w:val="20"/>
+          <w:szCs w:val="20"/>
+        </w:rPr>
+        <w:t xml:space="preserve">Medium-High -&gt; Medium-High (confirmed, de-risked). The filings substantially strengthen the catalyst set - record Q1 FY27, live Equinor LNG, two near-dated project commissionings, and a board-approved TAN demerger - but FY26 PAT declined, Rs 4.7k Cr net debt with rising borrowings remains a real drag, and the Q1 margin surge has a cyclical component; size keeps thesis-fit 'neither'. Held at Medium-High rather than raised.</w:t>
+      </w:r>
+    </w:p>
+    <w:p>
+      <w:pPr>
+        <w:pStyle w:val="Heading1"/>
+        <w:spacing w:after="120" w:before="280"/>
+      </w:pPr>
+      <w:r>
+        <w:t xml:space="preserve">Guidance &amp; Expectation Gap</w:t>
+      </w:r>
+    </w:p>
+    <w:p>
+      <w:pPr>
+        <w:spacing w:after="120"/>
+      </w:pPr>
       <w:r>
         <w:rPr>
           <w:i/>
@@ -353,6 +768,1661 @@
           <w:sz w:val="18"/>
           <w:szCs w:val="18"/>
         </w:rPr>
+        <w:t xml:space="preserve">Management guidance decoded into commitments, graded on the expectation → action → operational → commercial → financial ladder, then compared to what the current price appears to assume. Method: playbook/guidance-and-expectation-gap.md.</w:t>
+      </w:r>
+    </w:p>
+    <w:p>
+      <w:pPr>
+        <w:spacing w:after="120"/>
+      </w:pPr>
+      <w:r>
+        <w:rPr>
+          <w:b/>
+          <w:bCs/>
+          <w:sz w:val="20"/>
+          <w:szCs w:val="20"/>
+        </w:rPr>
+        <w:t xml:space="preserve">Commitment ladder (most-proven first):</w:t>
+      </w:r>
+    </w:p>
+    <w:tbl>
+      <w:tblPr>
+        <w:tblW w:type="dxa" w:w="9000"/>
+        <w:tblBorders>
+          <w:top w:val="single" w:color="auto" w:sz="4"/>
+          <w:left w:val="single" w:color="auto" w:sz="4"/>
+          <w:bottom w:val="single" w:color="auto" w:sz="4"/>
+          <w:right w:val="single" w:color="auto" w:sz="4"/>
+          <w:insideH w:val="single" w:color="auto" w:sz="4"/>
+          <w:insideV w:val="single" w:color="auto" w:sz="4"/>
+        </w:tblBorders>
+      </w:tblPr>
+      <w:tblGrid>
+        <w:gridCol w:w="1100"/>
+        <w:gridCol w:w="2600"/>
+        <w:gridCol w:w="2400"/>
+        <w:gridCol w:w="900"/>
+        <w:gridCol w:w="1200"/>
+        <w:gridCol w:w="800"/>
+      </w:tblGrid>
+      <w:tr>
+        <w:trPr>
+          <w:tblHeader/>
+        </w:trPr>
+        <w:tc>
+          <w:tcPr>
+            <w:tcW w:type="dxa" w:w="1100"/>
+            <w:shd w:fill="F2F2F2" w:val="clear"/>
+          </w:tcPr>
+          <w:p>
+            <w:r>
+              <w:rPr>
+                <w:b/>
+                <w:bCs/>
+                <w:sz w:val="18"/>
+                <w:szCs w:val="18"/>
+              </w:rPr>
+              <w:t xml:space="preserve">Area</w:t>
+            </w:r>
+          </w:p>
+        </w:tc>
+        <w:tc>
+          <w:tcPr>
+            <w:tcW w:type="dxa" w:w="2600"/>
+            <w:shd w:fill="F2F2F2" w:val="clear"/>
+          </w:tcPr>
+          <w:p>
+            <w:r>
+              <w:rPr>
+                <w:b/>
+                <w:bCs/>
+                <w:sz w:val="18"/>
+                <w:szCs w:val="18"/>
+              </w:rPr>
+              <w:t xml:space="preserve">Commitment</w:t>
+            </w:r>
+          </w:p>
+        </w:tc>
+        <w:tc>
+          <w:tcPr>
+            <w:tcW w:type="dxa" w:w="2400"/>
+            <w:shd w:fill="F2F2F2" w:val="clear"/>
+          </w:tcPr>
+          <w:p>
+            <w:r>
+              <w:rPr>
+                <w:b/>
+                <w:bCs/>
+                <w:sz w:val="18"/>
+                <w:szCs w:val="18"/>
+              </w:rPr>
+              <w:t xml:space="preserve">Specifics</w:t>
+            </w:r>
+          </w:p>
+        </w:tc>
+        <w:tc>
+          <w:tcPr>
+            <w:tcW w:type="dxa" w:w="900"/>
+            <w:shd w:fill="F2F2F2" w:val="clear"/>
+          </w:tcPr>
+          <w:p>
+            <w:r>
+              <w:rPr>
+                <w:b/>
+                <w:bCs/>
+                <w:sz w:val="18"/>
+                <w:szCs w:val="18"/>
+              </w:rPr>
+              <w:t xml:space="preserve">By when</w:t>
+            </w:r>
+          </w:p>
+        </w:tc>
+        <w:tc>
+          <w:tcPr>
+            <w:tcW w:type="dxa" w:w="1200"/>
+            <w:shd w:fill="F2F2F2" w:val="clear"/>
+          </w:tcPr>
+          <w:p>
+            <w:r>
+              <w:rPr>
+                <w:b/>
+                <w:bCs/>
+                <w:sz w:val="18"/>
+                <w:szCs w:val="18"/>
+              </w:rPr>
+              <w:t xml:space="preserve">Stage</w:t>
+            </w:r>
+          </w:p>
+        </w:tc>
+        <w:tc>
+          <w:tcPr>
+            <w:tcW w:type="dxa" w:w="800"/>
+            <w:shd w:fill="F2F2F2" w:val="clear"/>
+          </w:tcPr>
+          <w:p>
+            <w:r>
+              <w:rPr>
+                <w:b/>
+                <w:bCs/>
+                <w:sz w:val="18"/>
+                <w:szCs w:val="18"/>
+              </w:rPr>
+              <w:t xml:space="preserve">Thesis-critical</w:t>
+            </w:r>
+          </w:p>
+        </w:tc>
+      </w:tr>
+      <w:tr>
+        <w:tc>
+          <w:tcPr>
+            <w:tcW w:type="dxa" w:w="1100"/>
+          </w:tcPr>
+          <w:p>
+            <w:r>
+              <w:rPr>
+                <w:b w:val="false"/>
+                <w:bCs w:val="false"/>
+                <w:sz w:val="18"/>
+                <w:szCs w:val="18"/>
+              </w:rPr>
+              <w:t xml:space="preserve">capacity</w:t>
+            </w:r>
+          </w:p>
+        </w:tc>
+        <w:tc>
+          <w:tcPr>
+            <w:tcW w:type="dxa" w:w="2600"/>
+          </w:tcPr>
+          <w:p>
+            <w:r>
+              <w:rPr>
+                <w:b w:val="false"/>
+                <w:bCs w:val="false"/>
+                <w:sz w:val="18"/>
+                <w:szCs w:val="18"/>
+              </w:rPr>
+              <w:t xml:space="preserve">Gopalpur TAN plant (376 KTPA) commissioning and ramp</w:t>
+            </w:r>
+          </w:p>
+        </w:tc>
+        <w:tc>
+          <w:tcPr>
+            <w:tcW w:type="dxa" w:w="2400"/>
+          </w:tcPr>
+          <w:p>
+            <w:r>
+              <w:rPr>
+                <w:b w:val="false"/>
+                <w:bCs w:val="false"/>
+                <w:sz w:val="18"/>
+                <w:szCs w:val="18"/>
+              </w:rPr>
+              <w:t xml:space="preserve">Rs 2,675 Cr investment; 96% complete Jun 2026; commission Q2 FY27; ~80% utilisation by Q4 FY27; profit contribution from Q3 FY27</w:t>
+            </w:r>
+          </w:p>
+        </w:tc>
+        <w:tc>
+          <w:tcPr>
+            <w:tcW w:type="dxa" w:w="900"/>
+          </w:tcPr>
+          <w:p>
+            <w:r>
+              <w:rPr>
+                <w:b w:val="false"/>
+                <w:bCs w:val="false"/>
+                <w:sz w:val="18"/>
+                <w:szCs w:val="18"/>
+              </w:rPr>
+              <w:t xml:space="preserve">FY27</w:t>
+            </w:r>
+          </w:p>
+        </w:tc>
+        <w:tc>
+          <w:tcPr>
+            <w:tcW w:type="dxa" w:w="1200"/>
+          </w:tcPr>
+          <w:p>
+            <w:r>
+              <w:rPr>
+                <w:b w:val="false"/>
+                <w:bCs w:val="false"/>
+                <w:sz w:val="18"/>
+                <w:szCs w:val="18"/>
+              </w:rPr>
+              <w:t xml:space="preserve">operational</w:t>
+            </w:r>
+          </w:p>
+        </w:tc>
+        <w:tc>
+          <w:tcPr>
+            <w:tcW w:type="dxa" w:w="800"/>
+          </w:tcPr>
+          <w:p>
+            <w:r>
+              <w:rPr>
+                <w:b w:val="false"/>
+                <w:bCs w:val="false"/>
+                <w:sz w:val="18"/>
+                <w:szCs w:val="18"/>
+              </w:rPr>
+              <w:t xml:space="preserve">yes</w:t>
+            </w:r>
+          </w:p>
+        </w:tc>
+      </w:tr>
+      <w:tr>
+        <w:tc>
+          <w:tcPr>
+            <w:tcW w:type="dxa" w:w="1100"/>
+          </w:tcPr>
+          <w:p>
+            <w:r>
+              <w:rPr>
+                <w:b w:val="false"/>
+                <w:bCs w:val="false"/>
+                <w:sz w:val="18"/>
+                <w:szCs w:val="18"/>
+              </w:rPr>
+              <w:t xml:space="preserve">strategy</w:t>
+            </w:r>
+          </w:p>
+        </w:tc>
+        <w:tc>
+          <w:tcPr>
+            <w:tcW w:type="dxa" w:w="2600"/>
+          </w:tcPr>
+          <w:p>
+            <w:r>
+              <w:rPr>
+                <w:b w:val="false"/>
+                <w:bCs w:val="false"/>
+                <w:sz w:val="18"/>
+                <w:szCs w:val="18"/>
+              </w:rPr>
+              <w:t xml:space="preserve">Composite Scheme: demerge TAN / Mining Chemicals into a separate entity (Deepak Mining Services)</w:t>
+            </w:r>
+          </w:p>
+        </w:tc>
+        <w:tc>
+          <w:tcPr>
+            <w:tcW w:type="dxa" w:w="2400"/>
+          </w:tcPr>
+          <w:p>
+            <w:r>
+              <w:rPr>
+                <w:b w:val="false"/>
+                <w:bCs w:val="false"/>
+                <w:sz w:val="18"/>
+                <w:szCs w:val="18"/>
+              </w:rPr>
+              <w:t xml:space="preserve">TAN business out of Smartchem into DMSPL; Mahadhan Farm Technologies amalgamated into Smartchem</w:t>
+            </w:r>
+          </w:p>
+        </w:tc>
+        <w:tc>
+          <w:tcPr>
+            <w:tcW w:type="dxa" w:w="900"/>
+          </w:tcPr>
+          <w:p>
+            <w:r>
+              <w:rPr>
+                <w:b w:val="false"/>
+                <w:bCs w:val="false"/>
+                <w:sz w:val="18"/>
+                <w:szCs w:val="18"/>
+              </w:rPr>
+              <w:t xml:space="preserve">beyond</w:t>
+            </w:r>
+          </w:p>
+        </w:tc>
+        <w:tc>
+          <w:tcPr>
+            <w:tcW w:type="dxa" w:w="1200"/>
+          </w:tcPr>
+          <w:p>
+            <w:r>
+              <w:rPr>
+                <w:b w:val="false"/>
+                <w:bCs w:val="false"/>
+                <w:sz w:val="18"/>
+                <w:szCs w:val="18"/>
+              </w:rPr>
+              <w:t xml:space="preserve">action</w:t>
+            </w:r>
+          </w:p>
+        </w:tc>
+        <w:tc>
+          <w:tcPr>
+            <w:tcW w:type="dxa" w:w="800"/>
+          </w:tcPr>
+          <w:p>
+            <w:r>
+              <w:rPr>
+                <w:b w:val="false"/>
+                <w:bCs w:val="false"/>
+                <w:sz w:val="18"/>
+                <w:szCs w:val="18"/>
+              </w:rPr>
+              <w:t xml:space="preserve">yes</w:t>
+            </w:r>
+          </w:p>
+        </w:tc>
+      </w:tr>
+      <w:tr>
+        <w:tc>
+          <w:tcPr>
+            <w:tcW w:type="dxa" w:w="1100"/>
+          </w:tcPr>
+          <w:p>
+            <w:r>
+              <w:rPr>
+                <w:b w:val="false"/>
+                <w:bCs w:val="false"/>
+                <w:sz w:val="18"/>
+                <w:szCs w:val="18"/>
+              </w:rPr>
+              <w:t xml:space="preserve">margin</w:t>
+            </w:r>
+          </w:p>
+        </w:tc>
+        <w:tc>
+          <w:tcPr>
+            <w:tcW w:type="dxa" w:w="2600"/>
+          </w:tcPr>
+          <w:p>
+            <w:r>
+              <w:rPr>
+                <w:b w:val="false"/>
+                <w:bCs w:val="false"/>
+                <w:sz w:val="18"/>
+                <w:szCs w:val="18"/>
+              </w:rPr>
+              <w:t xml:space="preserve">Sustain the margin step-up via Equinor LNG feedstock cost + specialty mix</w:t>
+            </w:r>
+          </w:p>
+        </w:tc>
+        <w:tc>
+          <w:tcPr>
+            <w:tcW w:type="dxa" w:w="2400"/>
+          </w:tcPr>
+          <w:p>
+            <w:r>
+              <w:rPr>
+                <w:b w:val="false"/>
+                <w:bCs w:val="false"/>
+                <w:sz w:val="18"/>
+                <w:szCs w:val="18"/>
+              </w:rPr>
+              <w:t xml:space="preserve">Q1 FY27 EBITDA Rs 845 Cr, ~26% margin, first LNG supplies received</w:t>
+            </w:r>
+          </w:p>
+        </w:tc>
+        <w:tc>
+          <w:tcPr>
+            <w:tcW w:type="dxa" w:w="900"/>
+          </w:tcPr>
+          <w:p>
+            <w:r>
+              <w:rPr>
+                <w:b w:val="false"/>
+                <w:bCs w:val="false"/>
+                <w:sz w:val="18"/>
+                <w:szCs w:val="18"/>
+              </w:rPr>
+              <w:t xml:space="preserve">FY27</w:t>
+            </w:r>
+          </w:p>
+        </w:tc>
+        <w:tc>
+          <w:tcPr>
+            <w:tcW w:type="dxa" w:w="1200"/>
+          </w:tcPr>
+          <w:p>
+            <w:r>
+              <w:rPr>
+                <w:b w:val="false"/>
+                <w:bCs w:val="false"/>
+                <w:sz w:val="18"/>
+                <w:szCs w:val="18"/>
+              </w:rPr>
+              <w:t xml:space="preserve">financial</w:t>
+            </w:r>
+          </w:p>
+        </w:tc>
+        <w:tc>
+          <w:tcPr>
+            <w:tcW w:type="dxa" w:w="800"/>
+          </w:tcPr>
+          <w:p>
+            <w:r>
+              <w:rPr>
+                <w:b w:val="false"/>
+                <w:bCs w:val="false"/>
+                <w:sz w:val="18"/>
+                <w:szCs w:val="18"/>
+              </w:rPr>
+              <w:t xml:space="preserve"/>
+            </w:r>
+          </w:p>
+        </w:tc>
+      </w:tr>
+      <w:tr>
+        <w:tc>
+          <w:tcPr>
+            <w:tcW w:type="dxa" w:w="1100"/>
+          </w:tcPr>
+          <w:p>
+            <w:r>
+              <w:rPr>
+                <w:b w:val="false"/>
+                <w:bCs w:val="false"/>
+                <w:sz w:val="18"/>
+                <w:szCs w:val="18"/>
+              </w:rPr>
+              <w:t xml:space="preserve">balance_sheet</w:t>
+            </w:r>
+          </w:p>
+        </w:tc>
+        <w:tc>
+          <w:tcPr>
+            <w:tcW w:type="dxa" w:w="2600"/>
+          </w:tcPr>
+          <w:p>
+            <w:r>
+              <w:rPr>
+                <w:b w:val="false"/>
+                <w:bCs w:val="false"/>
+                <w:sz w:val="18"/>
+                <w:szCs w:val="18"/>
+              </w:rPr>
+              <w:t xml:space="preserve">Reduce leverage as projects ramp and capex cycle ends</w:t>
+            </w:r>
+          </w:p>
+        </w:tc>
+        <w:tc>
+          <w:tcPr>
+            <w:tcW w:type="dxa" w:w="2400"/>
+          </w:tcPr>
+          <w:p>
+            <w:r>
+              <w:rPr>
+                <w:b w:val="false"/>
+                <w:bCs w:val="false"/>
+                <w:sz w:val="18"/>
+                <w:szCs w:val="18"/>
+              </w:rPr>
+              <w:t xml:space="preserve">net debt Rs 4,719 Cr; net debt/EBITDA 1.4x (from 2.86x)</w:t>
+            </w:r>
+          </w:p>
+        </w:tc>
+        <w:tc>
+          <w:tcPr>
+            <w:tcW w:type="dxa" w:w="900"/>
+          </w:tcPr>
+          <w:p>
+            <w:r>
+              <w:rPr>
+                <w:b w:val="false"/>
+                <w:bCs w:val="false"/>
+                <w:sz w:val="18"/>
+                <w:szCs w:val="18"/>
+              </w:rPr>
+              <w:t xml:space="preserve">FY28</w:t>
+            </w:r>
+          </w:p>
+        </w:tc>
+        <w:tc>
+          <w:tcPr>
+            <w:tcW w:type="dxa" w:w="1200"/>
+          </w:tcPr>
+          <w:p>
+            <w:r>
+              <w:rPr>
+                <w:b w:val="false"/>
+                <w:bCs w:val="false"/>
+                <w:sz w:val="18"/>
+                <w:szCs w:val="18"/>
+              </w:rPr>
+              <w:t xml:space="preserve">financial</w:t>
+            </w:r>
+          </w:p>
+        </w:tc>
+        <w:tc>
+          <w:tcPr>
+            <w:tcW w:type="dxa" w:w="800"/>
+          </w:tcPr>
+          <w:p>
+            <w:r>
+              <w:rPr>
+                <w:b w:val="false"/>
+                <w:bCs w:val="false"/>
+                <w:sz w:val="18"/>
+                <w:szCs w:val="18"/>
+              </w:rPr>
+              <w:t xml:space="preserve"/>
+            </w:r>
+          </w:p>
+        </w:tc>
+      </w:tr>
+      <w:tr>
+        <w:tc>
+          <w:tcPr>
+            <w:tcW w:type="dxa" w:w="1100"/>
+          </w:tcPr>
+          <w:p>
+            <w:r>
+              <w:rPr>
+                <w:b w:val="false"/>
+                <w:bCs w:val="false"/>
+                <w:sz w:val="18"/>
+                <w:szCs w:val="18"/>
+              </w:rPr>
+              <w:t xml:space="preserve">new_business</w:t>
+            </w:r>
+          </w:p>
+        </w:tc>
+        <w:tc>
+          <w:tcPr>
+            <w:tcW w:type="dxa" w:w="2600"/>
+          </w:tcPr>
+          <w:p>
+            <w:r>
+              <w:rPr>
+                <w:b w:val="false"/>
+                <w:bCs w:val="false"/>
+                <w:sz w:val="18"/>
+                <w:szCs w:val="18"/>
+              </w:rPr>
+              <w:t xml:space="preserve">Continue premiumisation toward a specialty / explosives (Solar-Industries-style) mix</w:t>
+            </w:r>
+          </w:p>
+        </w:tc>
+        <w:tc>
+          <w:tcPr>
+            <w:tcW w:type="dxa" w:w="2400"/>
+          </w:tcPr>
+          <w:p>
+            <w:r>
+              <w:rPr>
+                <w:b w:val="false"/>
+                <w:bCs w:val="false"/>
+                <w:sz w:val="18"/>
+                <w:szCs w:val="18"/>
+              </w:rPr>
+              <w:t xml:space="preserve">Specialty + Croptek 43% of Crop Nutrition revenue; B2C 17% of Mining Chemicals sales</w:t>
+            </w:r>
+          </w:p>
+        </w:tc>
+        <w:tc>
+          <w:tcPr>
+            <w:tcW w:type="dxa" w:w="900"/>
+          </w:tcPr>
+          <w:p>
+            <w:r>
+              <w:rPr>
+                <w:b w:val="false"/>
+                <w:bCs w:val="false"/>
+                <w:sz w:val="18"/>
+                <w:szCs w:val="18"/>
+              </w:rPr>
+              <w:t xml:space="preserve">FY28</w:t>
+            </w:r>
+          </w:p>
+        </w:tc>
+        <w:tc>
+          <w:tcPr>
+            <w:tcW w:type="dxa" w:w="1200"/>
+          </w:tcPr>
+          <w:p>
+            <w:r>
+              <w:rPr>
+                <w:b w:val="false"/>
+                <w:bCs w:val="false"/>
+                <w:sz w:val="18"/>
+                <w:szCs w:val="18"/>
+              </w:rPr>
+              <w:t xml:space="preserve">commercial</w:t>
+            </w:r>
+          </w:p>
+        </w:tc>
+        <w:tc>
+          <w:tcPr>
+            <w:tcW w:type="dxa" w:w="800"/>
+          </w:tcPr>
+          <w:p>
+            <w:r>
+              <w:rPr>
+                <w:b w:val="false"/>
+                <w:bCs w:val="false"/>
+                <w:sz w:val="18"/>
+                <w:szCs w:val="18"/>
+              </w:rPr>
+              <w:t xml:space="preserve"/>
+            </w:r>
+          </w:p>
+        </w:tc>
+      </w:tr>
+      <w:tr>
+        <w:tc>
+          <w:tcPr>
+            <w:tcW w:type="dxa" w:w="1100"/>
+          </w:tcPr>
+          <w:p>
+            <w:r>
+              <w:rPr>
+                <w:b w:val="false"/>
+                <w:bCs w:val="false"/>
+                <w:sz w:val="18"/>
+                <w:szCs w:val="18"/>
+              </w:rPr>
+              <w:t xml:space="preserve">capacity</w:t>
+            </w:r>
+          </w:p>
+        </w:tc>
+        <w:tc>
+          <w:tcPr>
+            <w:tcW w:type="dxa" w:w="2600"/>
+          </w:tcPr>
+          <w:p>
+            <w:r>
+              <w:rPr>
+                <w:b w:val="false"/>
+                <w:bCs w:val="false"/>
+                <w:sz w:val="18"/>
+                <w:szCs w:val="18"/>
+              </w:rPr>
+              <w:t xml:space="preserve">Hazira/Dahej nitric acid project start-up</w:t>
+            </w:r>
+          </w:p>
+        </w:tc>
+        <w:tc>
+          <w:tcPr>
+            <w:tcW w:type="dxa" w:w="2400"/>
+          </w:tcPr>
+          <w:p>
+            <w:r>
+              <w:rPr>
+                <w:b w:val="false"/>
+                <w:bCs w:val="false"/>
+                <w:sz w:val="18"/>
+                <w:szCs w:val="18"/>
+              </w:rPr>
+              <w:t xml:space="preserve">93% complete; start by end-Q2 FY27</w:t>
+            </w:r>
+          </w:p>
+        </w:tc>
+        <w:tc>
+          <w:tcPr>
+            <w:tcW w:type="dxa" w:w="900"/>
+          </w:tcPr>
+          <w:p>
+            <w:r>
+              <w:rPr>
+                <w:b w:val="false"/>
+                <w:bCs w:val="false"/>
+                <w:sz w:val="18"/>
+                <w:szCs w:val="18"/>
+              </w:rPr>
+              <w:t xml:space="preserve">FY27</w:t>
+            </w:r>
+          </w:p>
+        </w:tc>
+        <w:tc>
+          <w:tcPr>
+            <w:tcW w:type="dxa" w:w="1200"/>
+          </w:tcPr>
+          <w:p>
+            <w:r>
+              <w:rPr>
+                <w:b w:val="false"/>
+                <w:bCs w:val="false"/>
+                <w:sz w:val="18"/>
+                <w:szCs w:val="18"/>
+              </w:rPr>
+              <w:t xml:space="preserve">operational</w:t>
+            </w:r>
+          </w:p>
+        </w:tc>
+        <w:tc>
+          <w:tcPr>
+            <w:tcW w:type="dxa" w:w="800"/>
+          </w:tcPr>
+          <w:p>
+            <w:r>
+              <w:rPr>
+                <w:b w:val="false"/>
+                <w:bCs w:val="false"/>
+                <w:sz w:val="18"/>
+                <w:szCs w:val="18"/>
+              </w:rPr>
+              <w:t xml:space="preserve"/>
+            </w:r>
+          </w:p>
+        </w:tc>
+      </w:tr>
+    </w:tbl>
+    <w:p>
+      <w:pPr>
+        <w:spacing w:after="60" w:before="120"/>
+      </w:pPr>
+      <w:r>
+        <w:rPr>
+          <w:b/>
+          <w:bCs/>
+          <w:sz w:val="20"/>
+          <w:szCs w:val="20"/>
+        </w:rPr>
+        <w:t xml:space="preserve">Earnings chain: </w:t>
+      </w:r>
+      <w:r>
+        <w:rPr>
+          <w:b w:val="false"/>
+          <w:bCs w:val="false"/>
+          <w:sz w:val="20"/>
+          <w:szCs w:val="20"/>
+        </w:rPr>
+        <w:t xml:space="preserve">ammonia / mining-chemical realizations + Equinor LNG feedstock cost</w:t>
+      </w:r>
+      <w:r>
+        <w:rPr>
+          <w:color w:val="666666"/>
+          <w:sz w:val="20"/>
+          <w:szCs w:val="20"/>
+        </w:rPr>
+        <w:t xml:space="preserve"> → </w:t>
+      </w:r>
+      <w:r>
+        <w:rPr>
+          <w:b/>
+          <w:bCs/>
+          <w:color w:val="A32020"/>
+          <w:sz w:val="20"/>
+          <w:szCs w:val="20"/>
+        </w:rPr>
+        <w:t xml:space="preserve">Gopalpur TAN + Hazira nitric acid commissioning (Q2 FY27)</w:t>
+      </w:r>
+      <w:r>
+        <w:rPr>
+          <w:color w:val="666666"/>
+          <w:sz w:val="20"/>
+          <w:szCs w:val="20"/>
+        </w:rPr>
+        <w:t xml:space="preserve"> → </w:t>
+      </w:r>
+      <w:r>
+        <w:rPr>
+          <w:b w:val="false"/>
+          <w:bCs w:val="false"/>
+          <w:sz w:val="20"/>
+          <w:szCs w:val="20"/>
+        </w:rPr>
+        <w:t xml:space="preserve">new-capacity volume + specialty mix shift</w:t>
+      </w:r>
+      <w:r>
+        <w:rPr>
+          <w:color w:val="666666"/>
+          <w:sz w:val="20"/>
+          <w:szCs w:val="20"/>
+        </w:rPr>
+        <w:t xml:space="preserve"> → </w:t>
+      </w:r>
+      <w:r>
+        <w:rPr>
+          <w:b w:val="false"/>
+          <w:bCs w:val="false"/>
+          <w:sz w:val="20"/>
+          <w:szCs w:val="20"/>
+        </w:rPr>
+        <w:t xml:space="preserve">revenue growth</w:t>
+      </w:r>
+      <w:r>
+        <w:rPr>
+          <w:color w:val="666666"/>
+          <w:sz w:val="20"/>
+          <w:szCs w:val="20"/>
+        </w:rPr>
+        <w:t xml:space="preserve"> → </w:t>
+      </w:r>
+      <w:r>
+        <w:rPr>
+          <w:b w:val="false"/>
+          <w:bCs w:val="false"/>
+          <w:sz w:val="20"/>
+          <w:szCs w:val="20"/>
+        </w:rPr>
+        <w:t xml:space="preserve">operating leverage + lower feedstock cost</w:t>
+      </w:r>
+      <w:r>
+        <w:rPr>
+          <w:color w:val="666666"/>
+          <w:sz w:val="20"/>
+          <w:szCs w:val="20"/>
+        </w:rPr>
+        <w:t xml:space="preserve"> → </w:t>
+      </w:r>
+      <w:r>
+        <w:rPr>
+          <w:b w:val="false"/>
+          <w:bCs w:val="false"/>
+          <w:sz w:val="20"/>
+          <w:szCs w:val="20"/>
+        </w:rPr>
+        <w:t xml:space="preserve">EBITDA margin (record ~26% in Q1 FY27)</w:t>
+      </w:r>
+      <w:r>
+        <w:rPr>
+          <w:color w:val="666666"/>
+          <w:sz w:val="20"/>
+          <w:szCs w:val="20"/>
+        </w:rPr>
+        <w:t xml:space="preserve"> → </w:t>
+      </w:r>
+      <w:r>
+        <w:rPr>
+          <w:b w:val="false"/>
+          <w:bCs w:val="false"/>
+          <w:sz w:val="20"/>
+          <w:szCs w:val="20"/>
+        </w:rPr>
+        <w:t xml:space="preserve">interest cost on ~Rs 4.7k Cr net debt</w:t>
+      </w:r>
+      <w:r>
+        <w:rPr>
+          <w:color w:val="666666"/>
+          <w:sz w:val="20"/>
+          <w:szCs w:val="20"/>
+        </w:rPr>
+        <w:t xml:space="preserve"> → </w:t>
+      </w:r>
+      <w:r>
+        <w:rPr>
+          <w:b w:val="false"/>
+          <w:bCs w:val="false"/>
+          <w:sz w:val="20"/>
+          <w:szCs w:val="20"/>
+        </w:rPr>
+        <w:t xml:space="preserve">PAT</w:t>
+      </w:r>
+      <w:r>
+        <w:rPr>
+          <w:color w:val="666666"/>
+          <w:sz w:val="20"/>
+          <w:szCs w:val="20"/>
+        </w:rPr>
+        <w:t xml:space="preserve"> → </w:t>
+      </w:r>
+      <w:r>
+        <w:rPr>
+          <w:b w:val="false"/>
+          <w:bCs w:val="false"/>
+          <w:sz w:val="20"/>
+          <w:szCs w:val="20"/>
+        </w:rPr>
+        <w:t xml:space="preserve">TAN demerger value-unlock</w:t>
+      </w:r>
+    </w:p>
+    <w:p>
+      <w:pPr>
+        <w:spacing w:after="120"/>
+      </w:pPr>
+      <w:r>
+        <w:rPr>
+          <w:color w:val="666666"/>
+          <w:sz w:val="18"/>
+          <w:szCs w:val="18"/>
+        </w:rPr>
+        <w:t xml:space="preserve">Bottleneck link: Gopalpur TAN + Hazira nitric acid commissioning (Q2 FY27).</w:t>
+      </w:r>
+    </w:p>
+    <w:p>
+      <w:pPr>
+        <w:spacing w:after="120"/>
+      </w:pPr>
+      <w:r>
+        <w:rPr>
+          <w:color w:val="666666"/>
+          <w:sz w:val="18"/>
+          <w:szCs w:val="18"/>
+        </w:rPr>
+        <w:t xml:space="preserve">Operating leverage: yes - Q1 FY27 EBITDA +65% on revenue +22% (record ~26% margin) as LNG cut feedstock cost and specialty mix rose; new low-cost capacity should extend it, though ammonia/TAN pricing is cyclical</w:t>
+      </w:r>
+    </w:p>
+    <w:p>
+      <w:pPr>
+        <w:spacing w:after="120"/>
+      </w:pPr>
+      <w:r>
+        <w:rPr>
+          <w:color w:val="666666"/>
+          <w:sz w:val="18"/>
+          <w:szCs w:val="18"/>
+        </w:rPr>
+        <w:t xml:space="preserve">Evidenced: ammonia / mining-chemical realizations + Equinor LNG feedstock cost; revenue growth; EBITDA margin (record ~26% in Q1 FY27). Still assumed: Gopalpur TAN + Hazira nitric acid commissioning (Q2 FY27); new-capacity volume + specialty mix shift; TAN demerger value-unlock.</w:t>
+      </w:r>
+    </w:p>
+    <w:p>
+      <w:pPr>
+        <w:spacing w:after="120"/>
+      </w:pPr>
+      <w:r>
+        <w:rPr>
+          <w:b/>
+          <w:bCs/>
+          <w:sz w:val="20"/>
+          <w:szCs w:val="20"/>
+        </w:rPr>
+        <w:t xml:space="preserve">Market expectation vs. our path:</w:t>
+      </w:r>
+    </w:p>
+    <w:tbl>
+      <w:tblPr>
+        <w:tblW w:type="dxa" w:w="9000"/>
+        <w:tblBorders>
+          <w:top w:val="single" w:color="auto" w:sz="4"/>
+          <w:left w:val="single" w:color="auto" w:sz="4"/>
+          <w:bottom w:val="single" w:color="auto" w:sz="4"/>
+          <w:right w:val="single" w:color="auto" w:sz="4"/>
+          <w:insideH w:val="single" w:color="auto" w:sz="4"/>
+          <w:insideV w:val="single" w:color="auto" w:sz="4"/>
+        </w:tblBorders>
+      </w:tblPr>
+      <w:tblGrid>
+        <w:gridCol w:w="3200"/>
+        <w:gridCol w:w="5800"/>
+      </w:tblGrid>
+      <w:tr>
+        <w:tc>
+          <w:tcPr>
+            <w:tcW w:type="dxa" w:w="3200"/>
+            <w:shd w:fill="F2F2F2" w:val="clear"/>
+          </w:tcPr>
+          <w:p>
+            <w:r>
+              <w:rPr>
+                <w:b/>
+                <w:bCs/>
+              </w:rPr>
+              <w:t xml:space="preserve">As of</w:t>
+            </w:r>
+          </w:p>
+        </w:tc>
+        <w:tc>
+          <w:tcPr>
+            <w:tcW w:type="dxa" w:w="5800"/>
+          </w:tcPr>
+          <w:p>
+            <w:r>
+              <w:t xml:space="preserve">2026-08-30</w:t>
+            </w:r>
+          </w:p>
+        </w:tc>
+      </w:tr>
+      <w:tr>
+        <w:tc>
+          <w:tcPr>
+            <w:tcW w:type="dxa" w:w="3200"/>
+            <w:shd w:fill="F2F2F2" w:val="clear"/>
+          </w:tcPr>
+          <w:p>
+            <w:r>
+              <w:rPr>
+                <w:b/>
+                <w:bCs/>
+              </w:rPr>
+              <w:t xml:space="preserve">Price / multiple</w:t>
+            </w:r>
+          </w:p>
+        </w:tc>
+        <w:tc>
+          <w:tcPr>
+            <w:tcW w:type="dxa" w:w="5800"/>
+          </w:tcPr>
+          <w:p>
+            <w:r>
+              <w:t xml:space="preserve">Rs 1436 · 18.4x P/E · 13.5x EV/EBITDA</w:t>
+            </w:r>
+          </w:p>
+        </w:tc>
+      </w:tr>
+      <w:tr>
+        <w:tc>
+          <w:tcPr>
+            <w:tcW w:type="dxa" w:w="3200"/>
+            <w:shd w:fill="F2F2F2" w:val="clear"/>
+          </w:tcPr>
+          <w:p>
+            <w:r>
+              <w:rPr>
+                <w:b/>
+                <w:bCs/>
+              </w:rPr>
+              <w:t xml:space="preserve">Right valuation lens</w:t>
+            </w:r>
+          </w:p>
+        </w:tc>
+        <w:tc>
+          <w:tcPr>
+            <w:tcW w:type="dxa" w:w="5800"/>
+          </w:tcPr>
+          <w:p>
+            <w:r>
+              <w:t xml:space="preserve">EV/EBITDA</w:t>
+            </w:r>
+          </w:p>
+        </w:tc>
+      </w:tr>
+      <w:tr>
+        <w:tc>
+          <w:tcPr>
+            <w:tcW w:type="dxa" w:w="3200"/>
+            <w:shd w:fill="F2F2F2" w:val="clear"/>
+          </w:tcPr>
+          <w:p>
+            <w:r>
+              <w:rPr>
+                <w:b/>
+                <w:bCs/>
+              </w:rPr>
+              <w:t xml:space="preserve">Price implies</w:t>
+            </w:r>
+          </w:p>
+        </w:tc>
+        <w:tc>
+          <w:tcPr>
+            <w:tcW w:type="dxa" w:w="5800"/>
+          </w:tcPr>
+          <w:p>
+            <w:r>
+              <w:t xml:space="preserve">at ~13-14x trailing EV/EBITDA (~18x P/E) for a leveraged cyclical, the market is pricing only mid-single-digit EBITDA growth and clearly does NOT extrapolate the Q1 FY27 margin surge; against a normalised ~7-9x EV/EBITDA exit, the price assumes margins partly mean-revert</w:t>
+            </w:r>
+          </w:p>
+        </w:tc>
+      </w:tr>
+      <w:tr>
+        <w:tc>
+          <w:tcPr>
+            <w:tcW w:type="dxa" w:w="3200"/>
+            <w:shd w:fill="F2F2F2" w:val="clear"/>
+          </w:tcPr>
+          <w:p>
+            <w:r>
+              <w:rPr>
+                <w:b/>
+                <w:bCs/>
+              </w:rPr>
+              <w:t xml:space="preserve">Our FY27</w:t>
+            </w:r>
+          </w:p>
+        </w:tc>
+        <w:tc>
+          <w:tcPr>
+            <w:tcW w:type="dxa" w:w="5800"/>
+          </w:tcPr>
+          <w:p>
+            <w:r>
+              <w:t xml:space="preserve">Revenue ~Rs 13,000-13,500 Cr; EBITDA Rs 3,000-3,400 Cr (vs FY26 ~Rs 1,700 Cr) as TAN / nitric acid commission from Q3 and LNG holds; PAT Rs 1,400-1,700 Cr vs FY26 Rs 739 Cr - though Q2 may soften on monsoon</w:t>
+            </w:r>
+          </w:p>
+        </w:tc>
+      </w:tr>
+      <w:tr>
+        <w:tc>
+          <w:tcPr>
+            <w:tcW w:type="dxa" w:w="3200"/>
+            <w:shd w:fill="F2F2F2" w:val="clear"/>
+          </w:tcPr>
+          <w:p>
+            <w:r>
+              <w:rPr>
+                <w:b/>
+                <w:bCs/>
+              </w:rPr>
+              <w:t xml:space="preserve">Our FY28</w:t>
+            </w:r>
+          </w:p>
+        </w:tc>
+        <w:tc>
+          <w:tcPr>
+            <w:tcW w:type="dxa" w:w="5800"/>
+          </w:tcPr>
+          <w:p>
+            <w:r>
+              <w:t xml:space="preserve">full-year Gopalpur TAN at ~80%+ utilisation + Hazira nitric acid + demerger progressing; EBITDA Rs 3,500-4,000 Cr, PAT ~Rs 1,800-2,200 Cr if ammonia / TAN pricing holds</w:t>
+            </w:r>
+          </w:p>
+        </w:tc>
+      </w:tr>
+      <w:tr>
+        <w:tc>
+          <w:tcPr>
+            <w:tcW w:type="dxa" w:w="3200"/>
+            <w:shd w:fill="F2F2F2" w:val="clear"/>
+          </w:tcPr>
+          <w:p>
+            <w:r>
+              <w:rPr>
+                <w:b/>
+                <w:bCs/>
+              </w:rPr>
+              <w:t xml:space="preserve">Gap direction</w:t>
+            </w:r>
+          </w:p>
+        </w:tc>
+        <w:tc>
+          <w:tcPr>
+            <w:tcW w:type="dxa" w:w="5800"/>
+          </w:tcPr>
+          <w:p>
+            <w:r>
+              <w:t xml:space="preserve">underestimated</w:t>
+            </w:r>
+          </w:p>
+        </w:tc>
+      </w:tr>
+      <w:tr>
+        <w:tc>
+          <w:tcPr>
+            <w:tcW w:type="dxa" w:w="3200"/>
+            <w:shd w:fill="F2F2F2" w:val="clear"/>
+          </w:tcPr>
+          <w:p>
+            <w:r>
+              <w:rPr>
+                <w:b/>
+                <w:bCs/>
+              </w:rPr>
+              <w:t xml:space="preserve">Gap type</w:t>
+            </w:r>
+          </w:p>
+        </w:tc>
+        <w:tc>
+          <w:tcPr>
+            <w:tcW w:type="dxa" w:w="5800"/>
+          </w:tcPr>
+          <w:p>
+            <w:r>
+              <w:t xml:space="preserve">capacity</w:t>
+            </w:r>
+          </w:p>
+        </w:tc>
+      </w:tr>
+      <w:tr>
+        <w:tc>
+          <w:tcPr>
+            <w:tcW w:type="dxa" w:w="3200"/>
+            <w:shd w:fill="F2F2F2" w:val="clear"/>
+          </w:tcPr>
+          <w:p>
+            <w:r>
+              <w:rPr>
+                <w:b/>
+                <w:bCs/>
+              </w:rPr>
+              <w:t xml:space="preserve">Gap magnitude</w:t>
+            </w:r>
+          </w:p>
+        </w:tc>
+        <w:tc>
+          <w:tcPr>
+            <w:tcW w:type="dxa" w:w="5800"/>
+          </w:tcPr>
+          <w:p>
+            <w:r>
+              <w:t xml:space="preserve">25% (our FY28 PAT vs implied)</w:t>
+            </w:r>
+          </w:p>
+        </w:tc>
+      </w:tr>
+      <w:tr>
+        <w:tc>
+          <w:tcPr>
+            <w:tcW w:type="dxa" w:w="3200"/>
+            <w:shd w:fill="F2F2F2" w:val="clear"/>
+          </w:tcPr>
+          <w:p>
+            <w:r>
+              <w:rPr>
+                <w:b/>
+                <w:bCs/>
+              </w:rPr>
+              <w:t xml:space="preserve">Gap basis</w:t>
+            </w:r>
+          </w:p>
+        </w:tc>
+        <w:tc>
+          <w:tcPr>
+            <w:tcW w:type="dxa" w:w="5800"/>
+          </w:tcPr>
+          <w:p>
+            <w:r>
+              <w:t xml:space="preserve">Q1 FY27 EBITDA +65% (record ~26% margin) on Equinor LNG feedstock cost + specialty mix, with two 93-96%-complete projects commissioning Q2 FY27 and a board-approved TAN demerger - the ~18x trailing P/E / ~13x EV/EBITDA treats this as a cyclical spike rather than a structural step-up</w:t>
+            </w:r>
+          </w:p>
+        </w:tc>
+      </w:tr>
+      <w:tr>
+        <w:tc>
+          <w:tcPr>
+            <w:tcW w:type="dxa" w:w="3200"/>
+            <w:shd w:fill="F2F2F2" w:val="clear"/>
+          </w:tcPr>
+          <w:p>
+            <w:r>
+              <w:rPr>
+                <w:b/>
+                <w:bCs/>
+              </w:rPr>
+              <w:t xml:space="preserve">Evidence quality</w:t>
+            </w:r>
+          </w:p>
+        </w:tc>
+        <w:tc>
+          <w:tcPr>
+            <w:tcW w:type="dxa" w:w="5800"/>
+          </w:tcPr>
+          <w:p>
+            <w:r>
+              <w:t xml:space="preserve">moderate</w:t>
+            </w:r>
+          </w:p>
+        </w:tc>
+      </w:tr>
+    </w:tbl>
+    <w:p>
+      <w:pPr>
+        <w:spacing w:after="120"/>
+      </w:pPr>
+      <w:r>
+        <w:rPr>
+          <w:i/>
+          <w:iCs/>
+          <w:color w:val="666666"/>
+          <w:sz w:val="16"/>
+          <w:szCs w:val="16"/>
+        </w:rPr>
+        <w:t xml:space="preserve">no broker consensus; implied path is a reverse-P/E estimate + screener.in forward figures + VP thread view</w:t>
+      </w:r>
+    </w:p>
+    <w:p>
+      <w:pPr>
+        <w:spacing w:after="120" w:before="120"/>
+      </w:pPr>
+      <w:r>
+        <w:rPr>
+          <w:b/>
+          <w:bCs/>
+          <w:sz w:val="20"/>
+          <w:szCs w:val="20"/>
+        </w:rPr>
+        <w:t xml:space="preserve">Catalyst: </w:t>
+      </w:r>
+      <w:r>
+        <w:rPr>
+          <w:sz w:val="20"/>
+          <w:szCs w:val="20"/>
+        </w:rPr>
+        <w:t xml:space="preserve">Gopalpur TAN + Hazira nitric acid commissioning (Q2 FY27) and the Q3 FY27 print showing new-capacity + sustained-margin contribution, plus NCLT / regulatory milestones on the TAN demerger scheme</w:t>
+      </w:r>
+      <w:r>
+        <w:rPr>
+          <w:color w:val="666666"/>
+          <w:sz w:val="18"/>
+          <w:szCs w:val="18"/>
+        </w:rPr>
+        <w:t xml:space="preserve"> (window ~9M from 2026-08-30; dated; evidence high; pending)</w:t>
+      </w:r>
+    </w:p>
+    <w:p>
+      <w:pPr>
+        <w:pStyle w:val="Heading1"/>
+        <w:spacing w:after="120" w:before="280"/>
+      </w:pPr>
+      <w:r>
+        <w:t xml:space="preserve">Ishmohit-Lens Checks (value chain · earnings quality · growth trajectory · management · quality metrics · track record · global-signal check)</w:t>
+      </w:r>
+    </w:p>
+    <w:p>
+      <w:pPr>
+        <w:spacing w:after="120"/>
+      </w:pPr>
+      <w:r>
+        <w:rPr>
+          <w:i/>
+          <w:iCs/>
+          <w:color w:val="666666"/>
+          <w:sz w:val="18"/>
+          <w:szCs w:val="18"/>
+        </w:rPr>
+        <w:t xml:space="preserve">Extra checks drawn from @ishmohit1 / SOIC methodology (playbook/ishmohit-soic-style.md): where the company sits in its value chain and what the supply side is doing, whether a margin/PAT inflection is structural or a cyclical peak, the rate-of-change of growth vs. what the multiple demands, and management quality as a positive attribute.</w:t>
+      </w:r>
+    </w:p>
+    <w:p>
+      <w:pPr>
+        <w:spacing w:after="120"/>
+      </w:pPr>
+      <w:r>
+        <w:rPr>
+          <w:b/>
+          <w:bCs/>
+          <w:sz w:val="20"/>
+          <w:szCs w:val="20"/>
+        </w:rPr>
+        <w:t xml:space="preserve">Quality metrics (ROCE · debt · FCF · margin · capex):</w:t>
+      </w:r>
+    </w:p>
+    <w:tbl>
+      <w:tblPr>
+        <w:tblW w:type="dxa" w:w="9000"/>
+        <w:tblBorders>
+          <w:top w:val="single" w:color="auto" w:sz="4"/>
+          <w:left w:val="single" w:color="auto" w:sz="4"/>
+          <w:bottom w:val="single" w:color="auto" w:sz="4"/>
+          <w:right w:val="single" w:color="auto" w:sz="4"/>
+          <w:insideH w:val="single" w:color="auto" w:sz="4"/>
+          <w:insideV w:val="single" w:color="auto" w:sz="4"/>
+        </w:tblBorders>
+      </w:tblPr>
+      <w:tblGrid>
+        <w:gridCol w:w="3200"/>
+        <w:gridCol w:w="5800"/>
+      </w:tblGrid>
+      <w:tr>
+        <w:tc>
+          <w:tcPr>
+            <w:tcW w:type="dxa" w:w="3200"/>
+            <w:shd w:fill="F2F2F2" w:val="clear"/>
+          </w:tcPr>
+          <w:p>
+            <w:r>
+              <w:rPr>
+                <w:b/>
+                <w:bCs/>
+              </w:rPr>
+              <w:t xml:space="preserve">Assessment</w:t>
+            </w:r>
+          </w:p>
+        </w:tc>
+        <w:tc>
+          <w:tcPr>
+            <w:tcW w:type="dxa" w:w="5800"/>
+          </w:tcPr>
+          <w:p>
+            <w:r>
+              <w:t xml:space="preserve">neutral</w:t>
+            </w:r>
+          </w:p>
+        </w:tc>
+      </w:tr>
+      <w:tr>
+        <w:tc>
+          <w:tcPr>
+            <w:tcW w:type="dxa" w:w="3200"/>
+            <w:shd w:fill="F2F2F2" w:val="clear"/>
+          </w:tcPr>
+          <w:p>
+            <w:r>
+              <w:rPr>
+                <w:b/>
+                <w:bCs/>
+              </w:rPr>
+              <w:t xml:space="preserve">ROCE</w:t>
+            </w:r>
+          </w:p>
+        </w:tc>
+        <w:tc>
+          <w:tcPr>
+            <w:tcW w:type="dxa" w:w="5800"/>
+          </w:tcPr>
+          <w:p>
+            <w:r>
+              <w:t xml:space="preserve">11% (stable)</w:t>
+            </w:r>
+          </w:p>
+        </w:tc>
+      </w:tr>
+      <w:tr>
+        <w:tc>
+          <w:tcPr>
+            <w:tcW w:type="dxa" w:w="3200"/>
+            <w:shd w:fill="F2F2F2" w:val="clear"/>
+          </w:tcPr>
+          <w:p>
+            <w:r>
+              <w:rPr>
+                <w:b/>
+                <w:bCs/>
+              </w:rPr>
+              <w:t xml:space="preserve">Leverage</w:t>
+            </w:r>
+          </w:p>
+        </w:tc>
+        <w:tc>
+          <w:tcPr>
+            <w:tcW w:type="dxa" w:w="5800"/>
+          </w:tcPr>
+          <w:p>
+            <w:r>
+              <w:t xml:space="preserve">Net debt/EBITDA 1.4x</w:t>
+            </w:r>
+          </w:p>
+        </w:tc>
+      </w:tr>
+      <w:tr>
+        <w:tc>
+          <w:tcPr>
+            <w:tcW w:type="dxa" w:w="3200"/>
+            <w:shd w:fill="F2F2F2" w:val="clear"/>
+          </w:tcPr>
+          <w:p>
+            <w:r>
+              <w:rPr>
+                <w:b/>
+                <w:bCs/>
+              </w:rPr>
+              <w:t xml:space="preserve">FCF conversion</w:t>
+            </w:r>
+          </w:p>
+        </w:tc>
+        <w:tc>
+          <w:tcPr>
+            <w:tcW w:type="dxa" w:w="5800"/>
+          </w:tcPr>
+          <w:p>
+            <w:r>
+              <w:t xml:space="preserve">-60%</w:t>
+            </w:r>
+          </w:p>
+        </w:tc>
+      </w:tr>
+      <w:tr>
+        <w:tc>
+          <w:tcPr>
+            <w:tcW w:type="dxa" w:w="3200"/>
+            <w:shd w:fill="F2F2F2" w:val="clear"/>
+          </w:tcPr>
+          <w:p>
+            <w:r>
+              <w:rPr>
+                <w:b/>
+                <w:bCs/>
+              </w:rPr>
+              <w:t xml:space="preserve">Margin trend</w:t>
+            </w:r>
+          </w:p>
+        </w:tc>
+        <w:tc>
+          <w:tcPr>
+            <w:tcW w:type="dxa" w:w="5800"/>
+          </w:tcPr>
+          <w:p>
+            <w:r>
+              <w:t xml:space="preserve">unclear</w:t>
+            </w:r>
+          </w:p>
+        </w:tc>
+      </w:tr>
+      <w:tr>
+        <w:tc>
+          <w:tcPr>
+            <w:tcW w:type="dxa" w:w="3200"/>
+            <w:shd w:fill="F2F2F2" w:val="clear"/>
+          </w:tcPr>
+          <w:p>
+            <w:r>
+              <w:rPr>
+                <w:b/>
+                <w:bCs/>
+              </w:rPr>
+              <w:t xml:space="preserve">Capex efficiency</w:t>
+            </w:r>
+          </w:p>
+        </w:tc>
+        <w:tc>
+          <w:tcPr>
+            <w:tcW w:type="dxa" w:w="5800"/>
+          </w:tcPr>
+          <w:p>
+            <w:r>
+              <w:t xml:space="preserve">neutral</w:t>
+            </w:r>
+          </w:p>
+        </w:tc>
+      </w:tr>
+    </w:tbl>
+    <w:p>
+      <w:pPr>
+        <w:spacing w:after="60" w:before="120"/>
+      </w:pPr>
+      <w:r>
+        <w:rPr>
+          <w:b/>
+          <w:bCs/>
+          <w:sz w:val="20"/>
+          <w:szCs w:val="20"/>
+        </w:rPr>
+        <w:t xml:space="preserve">Track record (Coffee Can persistence check): </w:t>
+      </w:r>
+      <w:r>
+        <w:rPr>
+          <w:sz w:val="20"/>
+          <w:szCs w:val="20"/>
+        </w:rPr>
+        <w:t xml:space="preserve">cleared revenue growth ≥10% AND ROCE ≥15% in 2 of the last 10 years (consistency_score 20)</w:t>
+      </w:r>
+    </w:p>
+    <w:p>
+      <w:pPr>
+        <w:spacing w:after="120"/>
+      </w:pPr>
+      <w:r>
+        <w:rPr>
+          <w:color w:val="666666"/>
+          <w:sz w:val="18"/>
+          <w:szCs w:val="18"/>
+        </w:rPr>
+        <w:t xml:space="preserve">screener.in FY17-FY26: only FY22 (rev +32%, ROCE 19%) and FY23 (rev +48%, ROCE 25%) cleared both bars - the ammonia/TAN price up-cycle. ROCE was 6-9% FY17-FY20, 14% FY21, then fell back to ~11-13% FY24-FY26. Revenue is lumpy and cyclical (FY20 -31%, FY24 -23%). FY26 rev +12% but ROCE only ~11%.</w:t>
+      </w:r>
+    </w:p>
+    <w:p>
+      <w:pPr>
+        <w:pStyle w:val="Heading1"/>
+        <w:spacing w:after="120" w:before="280"/>
+      </w:pPr>
+      <w:r>
+        <w:t xml:space="preserve">Technical Read (Weekly / Monthly MACD + Bollinger Bands, or RSI/CCI/Williams %R proxy)</w:t>
+      </w:r>
+    </w:p>
+    <w:p>
+      <w:pPr>
+        <w:spacing w:after="120"/>
+      </w:pPr>
+      <w:r>
+        <w:t xml:space="preserve">Not independently pulled this pass. Stock is in the upper half of a Rs 866-1,681 52-week range after the record Q1 FY27 print; Emkay initiated Buy (Nov 2025) with ~39% upside.</w:t>
+      </w:r>
+    </w:p>
+    <w:p>
+      <w:pPr>
+        <w:pStyle w:val="Heading1"/>
+        <w:spacing w:after="120" w:before="280"/>
+      </w:pPr>
+      <w:r>
+        <w:t xml:space="preserve">ValuePickr Community Signal</w:t>
+      </w:r>
+    </w:p>
+    <w:p>
+      <w:pPr>
+        <w:spacing w:after="120"/>
+      </w:pPr>
+      <w:r>
+        <w:t xml:space="preserve">Read most recent 50 of 399 posts (May 2025 to Aug 2026). Sentiment: a detailed, high-conviction bull thesis (commodity-to-specialty re-rating + sum-of-parts) built by one standout poster (r8b8), tempered by repeated capex delays and a weak Q4 FY26 print, with optimism returning strongly in the Q1 FY27 update. Deep dive (pass 1) cross-checked against FY26 audited results, the Q1 FY27 concall/slides, and BSE filings including the Composite Scheme of Arrangement.</w:t>
+      </w:r>
+    </w:p>
+    <w:p>
+      <w:pPr>
+        <w:spacing w:after="120"/>
+      </w:pPr>
+      <w:r>
+        <w:rPr>
+          <w:b/>
+          <w:bCs/>
+          <w:sz w:val="20"/>
+          <w:szCs w:val="20"/>
+        </w:rPr>
+        <w:t xml:space="preserve">High-conviction call from a top contributor: </w:t>
+      </w:r>
+      <w:r>
+        <w:rPr>
+          <w:sz w:val="20"/>
+          <w:szCs w:val="20"/>
+        </w:rPr>
+        <w:t xml:space="preserve">No trusted-roster users posted, but r8b8 stood out sharply (125 loves across 10 posts) with a detailed sum-of-parts thesis comparing Deepak's Blasting Solutions/explosives segment to Solar Industries; r8b8's model projected ~13% revenue CAGR and ~21% EBITDA CAGR FY26-29 - the Q1 FY27 print and the board-approved TAN demerger both move in that direction. Bear-leaning posts (Nirav_Mamniya, VALUE2017, Mehul1) flagged the ~Rs 400 Cr interest burden, repeated capex delays pushing benefits to FY28, and a weak Q4 FY26. Q1 FY27 (Mehul1, Aug 2026) reported margin improvement 'as per plan,' partly credited to the Equinor LNG deal.</w:t>
+      </w:r>
+    </w:p>
+    <w:p>
+      <w:pPr>
+        <w:pStyle w:val="Heading1"/>
+        <w:spacing w:after="120" w:before="280"/>
+      </w:pPr>
+      <w:r>
+        <w:t xml:space="preserve">Trusted-User Signals (Ongoing)</w:t>
+      </w:r>
+    </w:p>
+    <w:p>
+      <w:pPr>
+        <w:spacing w:after="120"/>
+      </w:pPr>
+      <w:r>
+        <w:rPr>
+          <w:i/>
+          <w:iCs/>
+          <w:color w:val="666666"/>
+          <w:sz w:val="18"/>
+          <w:szCs w:val="18"/>
+        </w:rPr>
+        <w:t xml:space="preserve">Every time a trusted user expresses clear conviction on this stock, most recent first — this section accumulates over time, it isn't a one-time snapshot.</w:t>
+      </w:r>
+    </w:p>
+    <w:p>
+      <w:pPr>
+        <w:spacing w:after="100"/>
+      </w:pPr>
+      <w:r>
+        <w:rPr>
+          <w:b/>
+          <w:bCs/>
+          <w:sz w:val="20"/>
+          <w:szCs w:val="20"/>
+        </w:rPr>
+        <w:t xml:space="preserve">2026-08-22 — joinjp2003</w:t>
+      </w:r>
+      <w:r>
+        <w:rPr>
+          <w:i/>
+          <w:iCs/>
+          <w:color w:val="666666"/>
+          <w:sz w:val="18"/>
+          <w:szCs w:val="18"/>
+        </w:rPr>
         <w:t xml:space="preserve"> (My portfolio updates and investment journey)</w:t>
       </w:r>
       <w:r>
@@ -378,7 +2448,7 @@
         <w:spacing w:after="120"/>
       </w:pPr>
       <w:r>
-        <w:t xml:space="preserve">Company acquired 100% of an explosives-licensing shell (Chardham Chemicals) for ~Rs 121 Cr in Dec 2025 despite no reported turnover — flagged by the community as a licenses/expertise acquisition, not a red flag but worth noting as an unusual capital allocation.</w:t>
+        <w:t xml:space="preserve">Board-approved Composite Scheme of Arrangement (2026): demerger of the TAN / Mining Chemicals business from Smartchem Technologies (STL) into Deepak Mining Services Pvt Ltd (DMSPL), plus amalgamation of Mahadhan Farm Technologies (MFTPL) into STL - subject to NCLT, shareholder, creditor and regulatory approvals. Earlier (Dec 2025): acquired 100% of Chardham Chemicals (explosives-licensing shell, no turnover) for ~Rs 121 Cr - a licences/expertise acquisition, flagged as unusual but not a red flag. No SEBI action, auditor qualification, or promoter pledge found; promoter holding 45.63% stable.</w:t>
       </w:r>
     </w:p>
     <w:p>
@@ -400,46 +2470,59 @@
         <w:spacing w:after="60"/>
       </w:pPr>
       <w:r>
-        <w:t xml:space="preserve">15-year Equinor LNG supply deal is a concrete, dated catalyst reducing feedstock cost and Middle East geopolitical exposure</w:t>
-      </w:r>
-    </w:p>
-    <w:p>
-      <w:pPr>
-        <w:pStyle w:val="ListParagraph"/>
-        <w:numPr>
-          <w:ilvl w:val="0"/>
-          <w:numId w:val="1"/>
-        </w:numPr>
-        <w:spacing w:after="60"/>
-      </w:pPr>
-      <w:r>
-        <w:t xml:space="preserve">Genuine commodity-to-specialty revenue mix shift underway (specialty products 28% of segment revenue, up from 22%), with a detailed community model showing a path to Solar-Industries-style re-rating if the Blasting Solutions segment scales</w:t>
-      </w:r>
-    </w:p>
-    <w:p>
-      <w:pPr>
-        <w:pStyle w:val="ListParagraph"/>
-        <w:numPr>
-          <w:ilvl w:val="0"/>
-          <w:numId w:val="1"/>
-        </w:numPr>
-        <w:spacing w:after="60"/>
-      </w:pPr>
-      <w:r>
-        <w:t xml:space="preserve">Strategically located Gopalpur TAN plant (deep-sea port, ~40% faster transit to Asia-Pacific than Black Sea routes) post-Adani Ports acquisition</w:t>
-      </w:r>
-    </w:p>
-    <w:p>
-      <w:pPr>
-        <w:pStyle w:val="ListParagraph"/>
-        <w:numPr>
-          <w:ilvl w:val="0"/>
-          <w:numId w:val="1"/>
-        </w:numPr>
-        <w:spacing w:after="60"/>
-      </w:pPr>
-      <w:r>
-        <w:t xml:space="preserve">Q1 FY27 shows margin improvement management attributes to the LNG deal and other initiatives finally landing</w:t>
+        <w:t xml:space="preserve">Record Q1 FY27: revenue +22% YoY, EBITDA +65% to Rs 845 Cr (~26% margin), PAT +101% to Rs 490 Cr - a real inflection, part structural (Equinor LNG feedstock cost, specialty mix) and part cyclical (ammonia realizations)</w:t>
+      </w:r>
+    </w:p>
+    <w:p>
+      <w:pPr>
+        <w:pStyle w:val="ListParagraph"/>
+        <w:numPr>
+          <w:ilvl w:val="0"/>
+          <w:numId w:val="1"/>
+        </w:numPr>
+        <w:spacing w:after="60"/>
+      </w:pPr>
+      <w:r>
+        <w:t xml:space="preserve">Two large projects 93-96% complete and commissioning Q2 FY27 (Gopalpur TAN 376 KTPA; Hazira/Dahej nitric acid), profit contribution from Q3 FY27, ~80% TAN utilisation targeted by Q4 FY27 - dated, largely de-risked catalysts</w:t>
+      </w:r>
+    </w:p>
+    <w:p>
+      <w:pPr>
+        <w:pStyle w:val="ListParagraph"/>
+        <w:numPr>
+          <w:ilvl w:val="0"/>
+          <w:numId w:val="1"/>
+        </w:numPr>
+        <w:spacing w:after="60"/>
+      </w:pPr>
+      <w:r>
+        <w:t xml:space="preserve">Board-approved Composite Scheme demerging TAN / Mining Chemicals into a separate entity - the sum-of-parts value-unlock the community modelled is now an actual scheme in motion</w:t>
+      </w:r>
+    </w:p>
+    <w:p>
+      <w:pPr>
+        <w:pStyle w:val="ListParagraph"/>
+        <w:numPr>
+          <w:ilvl w:val="0"/>
+          <w:numId w:val="1"/>
+        </w:numPr>
+        <w:spacing w:after="60"/>
+      </w:pPr>
+      <w:r>
+        <w:t xml:space="preserve">15-year Equinor LNG deal is now live and management credits it for margin/cost visibility; specialty premiumisation continuing (Specialty+Croptek 43% of Crop Nutrition revenue, B2C 17% of Mining Chemicals)</w:t>
+      </w:r>
+    </w:p>
+    <w:p>
+      <w:pPr>
+        <w:pStyle w:val="ListParagraph"/>
+        <w:numPr>
+          <w:ilvl w:val="0"/>
+          <w:numId w:val="1"/>
+        </w:numPr>
+        <w:spacing w:after="60"/>
+      </w:pPr>
+      <w:r>
+        <w:t xml:space="preserve">On the Q1 FY27 run-rate the stock trades ~9x earnings and ~7x EV/EBITDA - cheap if the margin step-up proves even partly durable; net debt/EBITDA down to 1.4x</w:t>
       </w:r>
     </w:p>
     <w:p>
@@ -461,59 +2544,72 @@
         <w:spacing w:after="60"/>
       </w:pPr>
       <w:r>
-        <w:t xml:space="preserve">ROCE (10.7%) and ROE (11.4%) are both below this screen's usual quality bar, and leverage is doing real work — ~Rs 400 Cr annual interest is roughly half of annual profit</w:t>
-      </w:r>
-    </w:p>
-    <w:p>
-      <w:pPr>
-        <w:pStyle w:val="ListParagraph"/>
-        <w:numPr>
-          <w:ilvl w:val="0"/>
-          <w:numId w:val="1"/>
-        </w:numPr>
-        <w:spacing w:after="60"/>
-      </w:pPr>
-      <w:r>
-        <w:t xml:space="preserve">Repeated, multi-quarter capex commissioning delays pushed full benefit realization from FY27 to FY28 per community tracking</w:t>
-      </w:r>
-    </w:p>
-    <w:p>
-      <w:pPr>
-        <w:pStyle w:val="ListParagraph"/>
-        <w:numPr>
-          <w:ilvl w:val="0"/>
-          <w:numId w:val="1"/>
-        </w:numPr>
-        <w:spacing w:after="60"/>
-      </w:pPr>
-      <w:r>
-        <w:t xml:space="preserve">Q4 FY26 results were weak (margin pressure, planned-maintenance shutdown costs) despite rising ammonia prices, undercutting the 'ammonia tailwind' bull case short-term</w:t>
-      </w:r>
-    </w:p>
-    <w:p>
-      <w:pPr>
-        <w:pStyle w:val="ListParagraph"/>
-        <w:numPr>
-          <w:ilvl w:val="0"/>
-          <w:numId w:val="1"/>
-        </w:numPr>
-        <w:spacing w:after="60"/>
-      </w:pPr>
-      <w:r>
-        <w:t xml:space="preserve">Promoter conduct concern: promoter reportedly gave a monologue on a concall and left without addressing other participants' questions, drawing public pushback from an ASK Investment Managers representative on the call — a governance/IR-quality flag</w:t>
-      </w:r>
-    </w:p>
-    <w:p>
-      <w:pPr>
-        <w:pStyle w:val="ListParagraph"/>
-        <w:numPr>
-          <w:ilvl w:val="0"/>
-          <w:numId w:val="1"/>
-        </w:numPr>
-        <w:spacing w:after="60"/>
-      </w:pPr>
-      <w:r>
-        <w:t xml:space="preserve">At Rs 18,460 Cr market cap, the size itself requires an unusually large and durable specialty transition to clear this screen's asymmetric-upside bar</w:t>
+        <w:t xml:space="preserve">FY26 full-year PAT fell 22% (Rs 739 Cr vs Rs 945 Cr) on a weak H2 - execution and earnings have been lumpy and cyclical, and one record quarter is not a run-rate</w:t>
+      </w:r>
+    </w:p>
+    <w:p>
+      <w:pPr>
+        <w:pStyle w:val="ListParagraph"/>
+        <w:numPr>
+          <w:ilvl w:val="0"/>
+          <w:numId w:val="1"/>
+        </w:numPr>
+        <w:spacing w:after="60"/>
+      </w:pPr>
+      <w:r>
+        <w:t xml:space="preserve">Net debt still Rs 4,719 Cr and borrowings actually rose to Rs 5,670 Cr (Mar 2026) to fund capex; FY26 CFO collapsed to Rs 206 Cr with FCF -Rs 1,363 Cr; interest ~Rs 350-410 Cr/yr</w:t>
+      </w:r>
+    </w:p>
+    <w:p>
+      <w:pPr>
+        <w:pStyle w:val="ListParagraph"/>
+        <w:numPr>
+          <w:ilvl w:val="0"/>
+          <w:numId w:val="1"/>
+        </w:numPr>
+        <w:spacing w:after="60"/>
+      </w:pPr>
+      <w:r>
+        <w:t xml:space="preserve">The 1.4x net debt/EBITDA is flattered by the EBITDA surge, not debt reduction - it would rise again if margins mean-revert</w:t>
+      </w:r>
+    </w:p>
+    <w:p>
+      <w:pPr>
+        <w:pStyle w:val="ListParagraph"/>
+        <w:numPr>
+          <w:ilvl w:val="0"/>
+          <w:numId w:val="1"/>
+        </w:numPr>
+        <w:spacing w:after="60"/>
+      </w:pPr>
+      <w:r>
+        <w:t xml:space="preserve">Management flagged a monsoon-driven Q2 FY27 slowdown in mining/infrastructure demand; ammonia / TAN pricing is a cycle, not a secular trend</w:t>
+      </w:r>
+    </w:p>
+    <w:p>
+      <w:pPr>
+        <w:pStyle w:val="ListParagraph"/>
+        <w:numPr>
+          <w:ilvl w:val="0"/>
+          <w:numId w:val="1"/>
+        </w:numPr>
+        <w:spacing w:after="60"/>
+      </w:pPr>
+      <w:r>
+        <w:t xml:space="preserve">The demerger needs NCLT + shareholder + creditor approvals - a 12-18+ month process with execution and terms risk</w:t>
+      </w:r>
+    </w:p>
+    <w:p>
+      <w:pPr>
+        <w:pStyle w:val="ListParagraph"/>
+        <w:numPr>
+          <w:ilvl w:val="0"/>
+          <w:numId w:val="1"/>
+        </w:numPr>
+        <w:spacing w:after="60"/>
+      </w:pPr>
+      <w:r>
+        <w:t xml:space="preserve">At ~Rs 18,000 Cr market cap the size itself requires a very large, durable specialty/TAN transition to clear this screen's asymmetric-upside bar - a 10x/100x outcome is not realistic here</w:t>
       </w:r>
     </w:p>
     <w:p>
@@ -534,7 +2630,7 @@
           <w:b/>
           <w:bCs/>
         </w:rPr>
-        <w:t xml:space="preserve">Large-cap (~Rs 18,460 Cr)</w:t>
+        <w:t xml:space="preserve">Large-cap (~Rs 18,132 Cr)</w:t>
       </w:r>
     </w:p>
     <w:p>
@@ -562,6 +2658,34 @@
     </w:p>
     <w:p>
       <w:pPr>
+        <w:spacing w:after="120"/>
+      </w:pPr>
+      <w:r>
+        <w:rPr>
+          <w:color w:val="666666"/>
+          <w:sz w:val="20"/>
+          <w:szCs w:val="20"/>
+        </w:rPr>
+        <w:t xml:space="preserve">4-box gate — tailwind: weak · TAM: no · moat: weak · valuation: yes  (score 2 / 4)</w:t>
+      </w:r>
+    </w:p>
+    <w:p>
+      <w:pPr>
+        <w:spacing w:after="120"/>
+      </w:pPr>
+      <w:r>
+        <w:rPr>
+          <w:i/>
+          <w:iCs/>
+          <w:color w:val="666666"/>
+          <w:sz w:val="20"/>
+          <w:szCs w:val="20"/>
+        </w:rPr>
+        <w:t xml:space="preserve">Equinor LNG cost edge + TAN demerger real but ammonia/TAN pricing is cyclical (tailwind weak); explicit size math rules out tam (Rs 18,000cr too large for 10x/100x bar); market_expectation gap underestimated +25% supports valuation.</w:t>
+      </w:r>
+    </w:p>
+    <w:p>
+      <w:pPr>
         <w:pStyle w:val="Heading1"/>
         <w:spacing w:after="120" w:before="280"/>
       </w:pPr>
@@ -580,46 +2704,59 @@
           <w:sz w:val="24"/>
           <w:szCs w:val="24"/>
         </w:rPr>
-        <w:t xml:space="preserve">Real specialty-transition catalyst, but size, debt, and inconsistent execution keep this below conviction</w:t>
-      </w:r>
-    </w:p>
-    <w:p>
-      <w:pPr>
-        <w:pStyle w:val="ListParagraph"/>
-        <w:numPr>
-          <w:ilvl w:val="0"/>
-          <w:numId w:val="1"/>
-        </w:numPr>
-        <w:spacing w:after="60"/>
-      </w:pPr>
-      <w:r>
-        <w:t xml:space="preserve">The Equinor LNG deal and specialty/explosives mix shift are genuine, specific catalysts — exactly what a large-cap needs per this screen's bar — but debt servicing (~half of profit to interest) and repeated capex delays are real, current drags, not resolved concerns</w:t>
-      </w:r>
-    </w:p>
-    <w:p>
-      <w:pPr>
-        <w:pStyle w:val="ListParagraph"/>
-        <w:numPr>
-          <w:ilvl w:val="0"/>
-          <w:numId w:val="1"/>
-        </w:numPr>
-        <w:spacing w:after="60"/>
-      </w:pPr>
-      <w:r>
-        <w:t xml:space="preserve">ROCE/ROE both sit below a strong quality threshold today; the bull case depends on execution that has been inconsistent (Q4 FY26 miss) even as Q1 FY27 shows early signs of improvement</w:t>
-      </w:r>
-    </w:p>
-    <w:p>
-      <w:pPr>
-        <w:pStyle w:val="ListParagraph"/>
-        <w:numPr>
-          <w:ilvl w:val="0"/>
-          <w:numId w:val="1"/>
-        </w:numPr>
-        <w:spacing w:after="60"/>
-      </w:pPr>
-      <w:r>
-        <w:t xml:space="preserve">At this market cap, a 10x/100x outcome needs the specialty transition to go very right for a long time — worth tracking (r8b8's model is a good reference) but not a high-conviction call yet</w:t>
+        <w:t xml:space="preserve">Deep dive materially de-risks the bull case - record Q1 FY27, near-dated project commissioning, and a board-approved TAN demerger - but size, Rs 4.7k Cr net debt and cyclicality keep it a Medium-High cyclical-plus-transition call, not a 10x story</w:t>
+      </w:r>
+    </w:p>
+    <w:p>
+      <w:pPr>
+        <w:pStyle w:val="ListParagraph"/>
+        <w:numPr>
+          <w:ilvl w:val="0"/>
+          <w:numId w:val="1"/>
+        </w:numPr>
+        <w:spacing w:after="60"/>
+      </w:pPr>
+      <w:r>
+        <w:t xml:space="preserve">The prior 'catalysts real but execution inconsistent' read is improved: the Equinor LNG deal is live, Q1 FY27 EBITDA hit a record, and the two big projects are 93-96% done with contribution from Q3 FY27</w:t>
+      </w:r>
+    </w:p>
+    <w:p>
+      <w:pPr>
+        <w:pStyle w:val="ListParagraph"/>
+        <w:numPr>
+          <w:ilvl w:val="0"/>
+          <w:numId w:val="1"/>
+        </w:numPr>
+        <w:spacing w:after="60"/>
+      </w:pPr>
+      <w:r>
+        <w:t xml:space="preserve">The board-approved Composite Scheme is a concrete value-unlock mechanism (TAN / Mining Chemicals separation), no longer just a community sum-of-parts idea</w:t>
+      </w:r>
+    </w:p>
+    <w:p>
+      <w:pPr>
+        <w:pStyle w:val="ListParagraph"/>
+        <w:numPr>
+          <w:ilvl w:val="0"/>
+          <w:numId w:val="1"/>
+        </w:numPr>
+        <w:spacing w:after="60"/>
+      </w:pPr>
+      <w:r>
+        <w:t xml:space="preserve">But FY26 PAT declined, the balance sheet still carries Rs 4.7k Cr net debt funded by rising borrowings, the Q1 margin surge has a cyclical component, and at Rs 18,000 Cr the size math keeps thesis-fit 'neither'</w:t>
+      </w:r>
+    </w:p>
+    <w:p>
+      <w:pPr>
+        <w:pStyle w:val="ListParagraph"/>
+        <w:numPr>
+          <w:ilvl w:val="0"/>
+          <w:numId w:val="1"/>
+        </w:numPr>
+        <w:spacing w:after="60"/>
+      </w:pPr>
+      <w:r>
+        <w:t xml:space="preserve">Net: hold conviction at Medium-High - a well-set-up cyclical/transition story with dated catalysts and a real re-rating path, but not a high-conviction asymmetric bet</w:t>
       </w:r>
     </w:p>
     <w:p>
